--- a/fuentes/228126_CF03_CFA.docx
+++ b/fuentes/228126_CF03_CFA.docx
@@ -4073,15 +4073,7 @@
     </w:p>
     <w:p>
       <w:r>
-        <w:t xml:space="preserve">Operadores que permiten relacionar dos o más proposiciones para formar expresiones lógicas compuestas. Incluyen la conjunción (y), disyunción (o), negación (no), implicación (si… entonces) y equivalencia (si y solo </w:t>
-      </w:r>
-      <w:proofErr w:type="spellStart"/>
-      <w:r>
-        <w:t>si</w:t>
-      </w:r>
-      <w:proofErr w:type="spellEnd"/>
-      <w:r>
-        <w:t>), y son fundamentales para modelar condiciones complejas.</w:t>
+        <w:t>Operadores que permiten relacionar dos o más proposiciones para formar expresiones lógicas compuestas. Incluyen la conjunción (y), disyunción (o), negación (no), implicación (si… entonces) y equivalencia (si y solo si), y son fundamentales para modelar condiciones complejas.</w:t>
       </w:r>
     </w:p>
     <w:p>
@@ -4914,11 +4906,9 @@
             <w:pPr>
               <w:pStyle w:val="TextoTablas"/>
             </w:pPr>
-            <w:proofErr w:type="spellStart"/>
             <w:r>
               <w:t>Modularización</w:t>
             </w:r>
-            <w:proofErr w:type="spellEnd"/>
           </w:p>
         </w:tc>
         <w:tc>
@@ -5135,32 +5125,16 @@
           <w:b/>
         </w:rPr>
       </w:pPr>
-      <w:proofErr w:type="spellStart"/>
-      <w:r>
-        <w:rPr>
-          <w:b/>
-        </w:rPr>
-        <w:t>Indentación</w:t>
-      </w:r>
-      <w:proofErr w:type="spellEnd"/>
-      <w:r>
-        <w:rPr>
-          <w:b/>
-        </w:rPr>
-        <w:t xml:space="preserve"> y organización</w:t>
-      </w:r>
-    </w:p>
-    <w:p>
-      <w:r>
-        <w:t xml:space="preserve">Uso adecuado de sangrías, espacios y alineación del texto para representar visualmente la estructura lógica del algoritmo. Una correcta </w:t>
-      </w:r>
-      <w:proofErr w:type="spellStart"/>
-      <w:r>
-        <w:t>indentación</w:t>
-      </w:r>
-      <w:proofErr w:type="spellEnd"/>
-      <w:r>
-        <w:t xml:space="preserve"> mejora la legibilidad, facilita la comprensión y reduce errores en la interpretación del seudocódigo.</w:t>
+      <w:r>
+        <w:rPr>
+          <w:b/>
+        </w:rPr>
+        <w:t>Indentación y organización</w:t>
+      </w:r>
+    </w:p>
+    <w:p>
+      <w:r>
+        <w:t>Uso adecuado de sangrías, espacios y alineación del texto para representar visualmente la estructura lógica del algoritmo. Una correcta indentación mejora la legibilidad, facilita la comprensión y reduce errores en la interpretación del seudocódigo.</w:t>
       </w:r>
     </w:p>
     <w:p>
@@ -7095,21 +7069,7 @@
             <w:rStyle w:val="Hipervnculo"/>
             <w:b/>
           </w:rPr>
-          <w:t>Enlace de reproducció</w:t>
-        </w:r>
-        <w:r>
-          <w:rPr>
-            <w:rStyle w:val="Hipervnculo"/>
-            <w:b/>
-          </w:rPr>
-          <w:t>n</w:t>
-        </w:r>
-        <w:r>
-          <w:rPr>
-            <w:rStyle w:val="Hipervnculo"/>
-            <w:b/>
-          </w:rPr>
-          <w:t xml:space="preserve"> del video</w:t>
+          <w:t>Enlace de reproducción del video</w:t>
         </w:r>
       </w:hyperlink>
     </w:p>
@@ -7166,28 +7126,12 @@
           </w:tcPr>
           <w:p>
             <w:r>
-              <w:t xml:space="preserve">El algoritmo comienza en la instrucción Inicio, donde se preparan los elementos necesarios para su ejecución. Primero, se define la variable edad como un dato entero, luego la variable salario como un dato real y finalmente </w:t>
-            </w:r>
-            <w:proofErr w:type="spellStart"/>
-            <w:r>
-              <w:t>esActivo</w:t>
-            </w:r>
-            <w:proofErr w:type="spellEnd"/>
-            <w:r>
-              <w:t xml:space="preserve"> como un dato booleano.</w:t>
+              <w:t>El algoritmo comienza en la instrucción Inicio, donde se preparan los elementos necesarios para su ejecución. Primero, se define la variable edad como un dato entero, luego la variable salario como un dato real y finalmente esActivo como un dato booleano.</w:t>
             </w:r>
           </w:p>
           <w:p>
             <w:r>
-              <w:t xml:space="preserve">A continuación, se asignan los valores correspondientes: edad toma el valor 25, salario recibe el valor 150.000 y </w:t>
-            </w:r>
-            <w:proofErr w:type="spellStart"/>
-            <w:r>
-              <w:t>esActivo</w:t>
-            </w:r>
-            <w:proofErr w:type="spellEnd"/>
-            <w:r>
-              <w:t xml:space="preserve"> se establece como verdadero.</w:t>
+              <w:t>A continuación, se asignan los valores correspondientes: edad toma el valor 25, salario recibe el valor 150.000 y esActivo se establece como verdadero.</w:t>
             </w:r>
           </w:p>
           <w:p>
@@ -7274,15 +7218,7 @@
     </w:p>
     <w:p>
       <w:r>
-        <w:t xml:space="preserve">Permiten combinar y relacionar condiciones dentro de un algoritmo mediante expresiones como </w:t>
-      </w:r>
-      <w:proofErr w:type="spellStart"/>
-      <w:r>
-        <w:t>y</w:t>
-      </w:r>
-      <w:proofErr w:type="spellEnd"/>
-      <w:r>
-        <w:t>, o y no, facilitando la evaluación de múltiples criterios y la toma de decisiones complejas en estructuras condicionales y repetitivas.</w:t>
+        <w:t>Permiten combinar y relacionar condiciones dentro de un algoritmo mediante expresiones como y, o y no, facilitando la evaluación de múltiples criterios y la toma de decisiones complejas en estructuras condicionales y repetitivas.</w:t>
       </w:r>
     </w:p>
     <w:p>
@@ -8241,15 +8177,7 @@
     </w:p>
     <w:p>
       <w:r>
-        <w:t xml:space="preserve">A través de la </w:t>
-      </w:r>
-      <w:proofErr w:type="spellStart"/>
-      <w:r>
-        <w:t>modularización</w:t>
-      </w:r>
-      <w:proofErr w:type="spellEnd"/>
-      <w:r>
-        <w:t>, se busca dividir una solución en componentes funcionales que puedan desarrollarse, analizarse y probarse de forma individual, promoviendo la reutilización y el mantenimiento del código. Este enfoque no solo optimiza el proceso de desarrollo, sino que también favorece la escalabilidad de las soluciones.</w:t>
+        <w:t>A través de la modularización, se busca dividir una solución en componentes funcionales que puedan desarrollarse, analizarse y probarse de forma individual, promoviendo la reutilización y el mantenimiento del código. Este enfoque no solo optimiza el proceso de desarrollo, sino que también favorece la escalabilidad de las soluciones.</w:t>
       </w:r>
     </w:p>
     <w:p>
@@ -9490,21 +9418,7 @@
             <w:rStyle w:val="Hipervnculo"/>
             <w:b/>
           </w:rPr>
-          <w:t>Enlace de reproducción de</w:t>
-        </w:r>
-        <w:r>
-          <w:rPr>
-            <w:rStyle w:val="Hipervnculo"/>
-            <w:b/>
-          </w:rPr>
-          <w:t>l</w:t>
-        </w:r>
-        <w:r>
-          <w:rPr>
-            <w:rStyle w:val="Hipervnculo"/>
-            <w:b/>
-          </w:rPr>
-          <w:t xml:space="preserve"> video</w:t>
+          <w:t>Enlace de reproducción del video</w:t>
         </w:r>
       </w:hyperlink>
     </w:p>
@@ -9605,6 +9519,7 @@
         <w:t>Para garantizar un uso correcto de los parámetros, es importante considerar los siguientes criterios:</w:t>
       </w:r>
     </w:p>
+    <w:p/>
     <w:p>
       <w:pPr>
         <w:pStyle w:val="Prrafodelista"/>
@@ -9620,22 +9535,13 @@
         <w:rPr>
           <w:b/>
         </w:rPr>
+        <w:lastRenderedPageBreak/>
         <w:t>Parámetros de entrada</w:t>
       </w:r>
     </w:p>
     <w:p>
       <w:r>
-        <w:lastRenderedPageBreak/>
         <w:t>Corresponden a los datos que el módulo recibe para ejecutar su función. Estos valores proporcionan la información necesaria para realizar el procesamiento requerido.</w:t>
-      </w:r>
-    </w:p>
-    <w:p>
-      <w:pPr>
-        <w:spacing w:before="0" w:after="0" w:line="240" w:lineRule="auto"/>
-        <w:ind w:firstLine="0"/>
-      </w:pPr>
-      <w:r>
-        <w:br w:type="page"/>
       </w:r>
     </w:p>
     <w:p>
@@ -9653,7 +9559,6 @@
         <w:rPr>
           <w:b/>
         </w:rPr>
-        <w:lastRenderedPageBreak/>
         <w:t>Parámetros de salida</w:t>
       </w:r>
     </w:p>
@@ -9757,6 +9662,7 @@
         </w:numPr>
       </w:pPr>
       <w:r>
+        <w:lastRenderedPageBreak/>
         <w:t>Ejecución de las instrucciones del módulo y transformación de los datos de entrada.</w:t>
       </w:r>
     </w:p>
@@ -9781,7 +9687,6 @@
         </w:numPr>
       </w:pPr>
       <w:r>
-        <w:lastRenderedPageBreak/>
         <w:t>Envío de resultados al módulo principal u otros módulos y continuidad del flujo del programa.</w:t>
       </w:r>
     </w:p>
@@ -9831,6 +9736,7 @@
         <w:rPr>
           <w:b/>
         </w:rPr>
+        <w:lastRenderedPageBreak/>
         <w:t>Definición de datos de prueba</w:t>
       </w:r>
     </w:p>
@@ -9854,7 +9760,6 @@
         <w:rPr>
           <w:b/>
         </w:rPr>
-        <w:lastRenderedPageBreak/>
         <w:t>Ejecución paso a paso</w:t>
       </w:r>
     </w:p>
@@ -10260,116 +10165,158 @@
         <w:rPr>
           <w:lang w:val="es-MX" w:eastAsia="es-CO"/>
         </w:rPr>
-        <w:t xml:space="preserve">Aho, A. V., Lam, M. S., </w:t>
-      </w:r>
-      <w:proofErr w:type="spellStart"/>
-      <w:r>
-        <w:rPr>
-          <w:lang w:val="es-MX" w:eastAsia="es-CO"/>
-        </w:rPr>
-        <w:t>Sethi</w:t>
-      </w:r>
-      <w:proofErr w:type="spellEnd"/>
-      <w:r>
-        <w:rPr>
-          <w:lang w:val="es-MX" w:eastAsia="es-CO"/>
-        </w:rPr>
-        <w:t xml:space="preserve">, R. &amp; Ullman, J. D. (2006). </w:t>
-      </w:r>
-      <w:proofErr w:type="spellStart"/>
+        <w:t xml:space="preserve">Aho, A. V., Lam, M. S., Sethi, R. &amp; Ullman, J. D. (2006). </w:t>
+      </w:r>
       <w:r>
         <w:rPr>
           <w:i/>
           <w:iCs/>
           <w:lang w:val="es-MX" w:eastAsia="es-CO"/>
         </w:rPr>
-        <w:t>Compilers</w:t>
-      </w:r>
-      <w:proofErr w:type="spellEnd"/>
+        <w:t>Compilers: Principles, Techniques, and Tools (2nd ed.)</w:t>
+      </w:r>
+      <w:r>
+        <w:rPr>
+          <w:lang w:val="es-MX" w:eastAsia="es-CO"/>
+        </w:rPr>
+        <w:t>. Pearson.</w:t>
+      </w:r>
+    </w:p>
+    <w:p>
+      <w:pPr>
+        <w:rPr>
+          <w:lang w:val="es-MX" w:eastAsia="es-CO"/>
+        </w:rPr>
+      </w:pPr>
+      <w:r>
+        <w:rPr>
+          <w:lang w:val="es-MX" w:eastAsia="es-CO"/>
+        </w:rPr>
+        <w:t>Cormen, T. H., Leiserson, C. E., Rivest, R. L. &amp; Stein, C. (2022</w:t>
+      </w:r>
       <w:r>
         <w:rPr>
           <w:i/>
           <w:iCs/>
           <w:lang w:val="es-MX" w:eastAsia="es-CO"/>
         </w:rPr>
-        <w:t xml:space="preserve">: </w:t>
-      </w:r>
-      <w:proofErr w:type="spellStart"/>
+        <w:t xml:space="preserve">). Introduction to Algorithms </w:t>
+      </w:r>
+      <w:r>
+        <w:rPr>
+          <w:lang w:val="es-MX" w:eastAsia="es-CO"/>
+        </w:rPr>
+        <w:t>(4th ed.). MIT Press.</w:t>
+      </w:r>
+    </w:p>
+    <w:p>
+      <w:pPr>
+        <w:rPr>
+          <w:lang w:val="es-MX" w:eastAsia="es-CO"/>
+        </w:rPr>
+      </w:pPr>
+      <w:r>
+        <w:rPr>
+          <w:lang w:val="es-MX" w:eastAsia="es-CO"/>
+        </w:rPr>
+        <w:t xml:space="preserve">Deitel, P. &amp; Deitel, H. (2017). </w:t>
+      </w:r>
       <w:r>
         <w:rPr>
           <w:i/>
           <w:iCs/>
           <w:lang w:val="es-MX" w:eastAsia="es-CO"/>
         </w:rPr>
-        <w:t>Principles</w:t>
-      </w:r>
-      <w:proofErr w:type="spellEnd"/>
+        <w:t>C How to Program</w:t>
+      </w:r>
+      <w:r>
+        <w:rPr>
+          <w:lang w:val="es-MX" w:eastAsia="es-CO"/>
+        </w:rPr>
+        <w:t xml:space="preserve"> (8th ed.). Pearson.</w:t>
+      </w:r>
+    </w:p>
+    <w:p>
+      <w:pPr>
+        <w:rPr>
+          <w:lang w:val="es-MX" w:eastAsia="es-CO"/>
+        </w:rPr>
+      </w:pPr>
+      <w:r>
+        <w:rPr>
+          <w:lang w:val="es-MX" w:eastAsia="es-CO"/>
+        </w:rPr>
+        <w:t xml:space="preserve">Joyanes Aguilar, L. (2013). </w:t>
+      </w:r>
       <w:r>
         <w:rPr>
           <w:i/>
           <w:iCs/>
           <w:lang w:val="es-MX" w:eastAsia="es-CO"/>
         </w:rPr>
-        <w:t xml:space="preserve">, </w:t>
-      </w:r>
-      <w:proofErr w:type="spellStart"/>
+        <w:t>Fundamentos de programación: algoritmos, estructura de datos y objetos</w:t>
+      </w:r>
+      <w:r>
+        <w:rPr>
+          <w:lang w:val="es-MX" w:eastAsia="es-CO"/>
+        </w:rPr>
+        <w:t xml:space="preserve"> (5ª ed.). McGraw-Hill.</w:t>
+      </w:r>
+    </w:p>
+    <w:p>
+      <w:pPr>
+        <w:rPr>
+          <w:lang w:val="es-MX" w:eastAsia="es-CO"/>
+        </w:rPr>
+      </w:pPr>
+      <w:r>
+        <w:rPr>
+          <w:lang w:val="es-MX" w:eastAsia="es-CO"/>
+        </w:rPr>
+        <w:t xml:space="preserve">Knuth, D. E. (1997). </w:t>
+      </w:r>
       <w:r>
         <w:rPr>
           <w:i/>
           <w:iCs/>
           <w:lang w:val="es-MX" w:eastAsia="es-CO"/>
         </w:rPr>
-        <w:t>Techniques</w:t>
-      </w:r>
-      <w:proofErr w:type="spellEnd"/>
+        <w:t>The Art of Computer Programming, Volume 1: Fundamental Algorithms</w:t>
+      </w:r>
+      <w:r>
+        <w:rPr>
+          <w:lang w:val="es-MX" w:eastAsia="es-CO"/>
+        </w:rPr>
+        <w:t xml:space="preserve"> (3rd ed.). Addison-Wesley.</w:t>
+      </w:r>
+    </w:p>
+    <w:p>
+      <w:pPr>
+        <w:rPr>
+          <w:lang w:val="es-MX" w:eastAsia="es-CO"/>
+        </w:rPr>
+      </w:pPr>
+      <w:r>
+        <w:rPr>
+          <w:lang w:val="es-MX" w:eastAsia="es-CO"/>
+        </w:rPr>
+        <w:t xml:space="preserve">Pressman, R. S., &amp; Maxim, B. R. (2020). </w:t>
+      </w:r>
       <w:r>
         <w:rPr>
           <w:i/>
           <w:iCs/>
           <w:lang w:val="es-MX" w:eastAsia="es-CO"/>
         </w:rPr>
-        <w:t>, and Tools (2nd ed.)</w:t>
-      </w:r>
-      <w:r>
-        <w:rPr>
-          <w:lang w:val="es-MX" w:eastAsia="es-CO"/>
-        </w:rPr>
-        <w:t>. Pearson.</w:t>
-      </w:r>
-    </w:p>
-    <w:p>
-      <w:pPr>
-        <w:rPr>
-          <w:lang w:val="es-MX" w:eastAsia="es-CO"/>
-        </w:rPr>
-      </w:pPr>
-      <w:proofErr w:type="spellStart"/>
-      <w:r>
-        <w:rPr>
-          <w:lang w:val="es-MX" w:eastAsia="es-CO"/>
-        </w:rPr>
-        <w:t>Cormen</w:t>
-      </w:r>
-      <w:proofErr w:type="spellEnd"/>
-      <w:r>
-        <w:rPr>
-          <w:lang w:val="es-MX" w:eastAsia="es-CO"/>
-        </w:rPr>
-        <w:t xml:space="preserve">, T. H., </w:t>
-      </w:r>
-      <w:proofErr w:type="spellStart"/>
-      <w:r>
-        <w:rPr>
-          <w:lang w:val="es-MX" w:eastAsia="es-CO"/>
-        </w:rPr>
-        <w:t>Leiserson</w:t>
-      </w:r>
-      <w:proofErr w:type="spellEnd"/>
-      <w:r>
-        <w:rPr>
-          <w:lang w:val="es-MX" w:eastAsia="es-CO"/>
-        </w:rPr>
-        <w:t>, C. E., Rivest, R. L. &amp; Stein, C. (2022</w:t>
+        <w:t xml:space="preserve">Ingeniería de </w:t>
+      </w:r>
+      <w:r>
+        <w:rPr>
+          <w:rStyle w:val="Extranjerismo"/>
+          <w:i/>
+          <w:iCs/>
+        </w:rPr>
+        <w:t>software</w:t>
       </w:r>
       <w:r>
         <w:rPr>
@@ -10377,650 +10324,124 @@
           <w:iCs/>
           <w:lang w:val="es-MX" w:eastAsia="es-CO"/>
         </w:rPr>
-        <w:t xml:space="preserve">). </w:t>
-      </w:r>
-      <w:proofErr w:type="spellStart"/>
+        <w:t>: un enfoque práctico</w:t>
+      </w:r>
+      <w:r>
+        <w:rPr>
+          <w:lang w:val="es-MX" w:eastAsia="es-CO"/>
+        </w:rPr>
+        <w:t xml:space="preserve"> (9ª ed.). McGraw-Hill.</w:t>
+      </w:r>
+    </w:p>
+    <w:p>
+      <w:pPr>
+        <w:rPr>
+          <w:lang w:val="es-MX" w:eastAsia="es-CO"/>
+        </w:rPr>
+      </w:pPr>
+      <w:r>
+        <w:rPr>
+          <w:lang w:val="es-MX" w:eastAsia="es-CO"/>
+        </w:rPr>
+        <w:t xml:space="preserve">Rosen, K. H. (2019). </w:t>
+      </w:r>
       <w:r>
         <w:rPr>
           <w:i/>
           <w:iCs/>
           <w:lang w:val="es-MX" w:eastAsia="es-CO"/>
         </w:rPr>
-        <w:t>Introduction</w:t>
-      </w:r>
-      <w:proofErr w:type="spellEnd"/>
+        <w:t>Discrete Mathematics and Its Applications</w:t>
+      </w:r>
+      <w:r>
+        <w:rPr>
+          <w:lang w:val="es-MX" w:eastAsia="es-CO"/>
+        </w:rPr>
+        <w:t xml:space="preserve"> (8th ed.). McGraw-Hill.</w:t>
+      </w:r>
+    </w:p>
+    <w:p>
+      <w:pPr>
+        <w:rPr>
+          <w:lang w:val="es-MX" w:eastAsia="es-CO"/>
+        </w:rPr>
+      </w:pPr>
+      <w:r>
+        <w:rPr>
+          <w:lang w:val="es-MX" w:eastAsia="es-CO"/>
+        </w:rPr>
+        <w:t xml:space="preserve">Sebesta, R. W. (2016). </w:t>
+      </w:r>
       <w:r>
         <w:rPr>
           <w:i/>
           <w:iCs/>
           <w:lang w:val="es-MX" w:eastAsia="es-CO"/>
         </w:rPr>
-        <w:t xml:space="preserve"> </w:t>
-      </w:r>
-      <w:proofErr w:type="spellStart"/>
+        <w:t>Concepts of Programming Languages</w:t>
+      </w:r>
+      <w:r>
+        <w:rPr>
+          <w:lang w:val="es-MX" w:eastAsia="es-CO"/>
+        </w:rPr>
+        <w:t xml:space="preserve"> (11th ed.). Pearson.</w:t>
+      </w:r>
+    </w:p>
+    <w:p>
+      <w:pPr>
+        <w:rPr>
+          <w:lang w:val="es-MX" w:eastAsia="es-CO"/>
+        </w:rPr>
+      </w:pPr>
+      <w:r>
+        <w:rPr>
+          <w:lang w:val="es-MX" w:eastAsia="es-CO"/>
+        </w:rPr>
+        <w:t xml:space="preserve">Sommerville, I. (2016). </w:t>
+      </w:r>
+      <w:r>
+        <w:rPr>
+          <w:rStyle w:val="Extranjerismo"/>
+          <w:i/>
+          <w:iCs/>
+        </w:rPr>
+        <w:t>Software</w:t>
+      </w:r>
       <w:r>
         <w:rPr>
           <w:i/>
           <w:iCs/>
           <w:lang w:val="es-MX" w:eastAsia="es-CO"/>
         </w:rPr>
-        <w:t>to</w:t>
-      </w:r>
-      <w:proofErr w:type="spellEnd"/>
+        <w:t xml:space="preserve"> Engineering</w:t>
+      </w:r>
+      <w:r>
+        <w:rPr>
+          <w:lang w:val="es-MX" w:eastAsia="es-CO"/>
+        </w:rPr>
+        <w:t xml:space="preserve"> (10th ed.). Pearson.</w:t>
+      </w:r>
+    </w:p>
+    <w:p>
+      <w:pPr>
+        <w:rPr>
+          <w:lang w:val="es-MX" w:eastAsia="es-CO"/>
+        </w:rPr>
+      </w:pPr>
+      <w:r>
+        <w:rPr>
+          <w:lang w:val="es-MX" w:eastAsia="es-CO"/>
+        </w:rPr>
+        <w:t xml:space="preserve">Wirth, N. (1976). </w:t>
+      </w:r>
       <w:r>
         <w:rPr>
           <w:i/>
           <w:iCs/>
           <w:lang w:val="es-MX" w:eastAsia="es-CO"/>
         </w:rPr>
-        <w:t xml:space="preserve"> </w:t>
-      </w:r>
-      <w:proofErr w:type="spellStart"/>
-      <w:r>
-        <w:rPr>
-          <w:i/>
-          <w:iCs/>
-          <w:lang w:val="es-MX" w:eastAsia="es-CO"/>
-        </w:rPr>
-        <w:t>Algorithms</w:t>
-      </w:r>
-      <w:proofErr w:type="spellEnd"/>
-      <w:r>
-        <w:rPr>
-          <w:i/>
-          <w:iCs/>
-          <w:lang w:val="es-MX" w:eastAsia="es-CO"/>
-        </w:rPr>
-        <w:t xml:space="preserve"> </w:t>
-      </w:r>
-      <w:r>
-        <w:rPr>
-          <w:lang w:val="es-MX" w:eastAsia="es-CO"/>
-        </w:rPr>
-        <w:t xml:space="preserve">(4th ed.). MIT </w:t>
-      </w:r>
-      <w:proofErr w:type="spellStart"/>
-      <w:r>
-        <w:rPr>
-          <w:lang w:val="es-MX" w:eastAsia="es-CO"/>
-        </w:rPr>
-        <w:t>Press</w:t>
-      </w:r>
-      <w:proofErr w:type="spellEnd"/>
-      <w:r>
-        <w:rPr>
-          <w:lang w:val="es-MX" w:eastAsia="es-CO"/>
-        </w:rPr>
-        <w:t>.</w:t>
-      </w:r>
-    </w:p>
-    <w:p>
-      <w:pPr>
-        <w:rPr>
-          <w:lang w:val="es-MX" w:eastAsia="es-CO"/>
-        </w:rPr>
-      </w:pPr>
-      <w:proofErr w:type="spellStart"/>
-      <w:r>
-        <w:rPr>
-          <w:lang w:val="es-MX" w:eastAsia="es-CO"/>
-        </w:rPr>
-        <w:t>Deitel</w:t>
-      </w:r>
-      <w:proofErr w:type="spellEnd"/>
-      <w:r>
-        <w:rPr>
-          <w:lang w:val="es-MX" w:eastAsia="es-CO"/>
-        </w:rPr>
-        <w:t xml:space="preserve">, P. &amp; </w:t>
-      </w:r>
-      <w:proofErr w:type="spellStart"/>
-      <w:r>
-        <w:rPr>
-          <w:lang w:val="es-MX" w:eastAsia="es-CO"/>
-        </w:rPr>
-        <w:t>Deitel</w:t>
-      </w:r>
-      <w:proofErr w:type="spellEnd"/>
-      <w:r>
-        <w:rPr>
-          <w:lang w:val="es-MX" w:eastAsia="es-CO"/>
-        </w:rPr>
-        <w:t xml:space="preserve">, H. (2017). </w:t>
-      </w:r>
-      <w:r>
-        <w:rPr>
-          <w:i/>
-          <w:iCs/>
-          <w:lang w:val="es-MX" w:eastAsia="es-CO"/>
-        </w:rPr>
-        <w:t xml:space="preserve">C </w:t>
-      </w:r>
-      <w:proofErr w:type="spellStart"/>
-      <w:r>
-        <w:rPr>
-          <w:i/>
-          <w:iCs/>
-          <w:lang w:val="es-MX" w:eastAsia="es-CO"/>
-        </w:rPr>
-        <w:t>How</w:t>
-      </w:r>
-      <w:proofErr w:type="spellEnd"/>
-      <w:r>
-        <w:rPr>
-          <w:i/>
-          <w:iCs/>
-          <w:lang w:val="es-MX" w:eastAsia="es-CO"/>
-        </w:rPr>
-        <w:t xml:space="preserve"> </w:t>
-      </w:r>
-      <w:proofErr w:type="spellStart"/>
-      <w:r>
-        <w:rPr>
-          <w:i/>
-          <w:iCs/>
-          <w:lang w:val="es-MX" w:eastAsia="es-CO"/>
-        </w:rPr>
-        <w:t>to</w:t>
-      </w:r>
-      <w:proofErr w:type="spellEnd"/>
-      <w:r>
-        <w:rPr>
-          <w:i/>
-          <w:iCs/>
-          <w:lang w:val="es-MX" w:eastAsia="es-CO"/>
-        </w:rPr>
-        <w:t xml:space="preserve"> </w:t>
-      </w:r>
-      <w:proofErr w:type="spellStart"/>
-      <w:r>
-        <w:rPr>
-          <w:i/>
-          <w:iCs/>
-          <w:lang w:val="es-MX" w:eastAsia="es-CO"/>
-        </w:rPr>
-        <w:t>Program</w:t>
-      </w:r>
-      <w:proofErr w:type="spellEnd"/>
-      <w:r>
-        <w:rPr>
-          <w:lang w:val="es-MX" w:eastAsia="es-CO"/>
-        </w:rPr>
-        <w:t xml:space="preserve"> (8th ed.). Pearson.</w:t>
-      </w:r>
-    </w:p>
-    <w:p>
-      <w:pPr>
-        <w:rPr>
-          <w:lang w:val="es-MX" w:eastAsia="es-CO"/>
-        </w:rPr>
-      </w:pPr>
-      <w:r>
-        <w:rPr>
-          <w:lang w:val="es-MX" w:eastAsia="es-CO"/>
-        </w:rPr>
-        <w:t xml:space="preserve">Joyanes Aguilar, L. (2013). </w:t>
-      </w:r>
-      <w:r>
-        <w:rPr>
-          <w:i/>
-          <w:iCs/>
-          <w:lang w:val="es-MX" w:eastAsia="es-CO"/>
-        </w:rPr>
-        <w:t>Fundamentos de programación: algoritmos, estructura de datos y objetos</w:t>
-      </w:r>
-      <w:r>
-        <w:rPr>
-          <w:lang w:val="es-MX" w:eastAsia="es-CO"/>
-        </w:rPr>
-        <w:t xml:space="preserve"> (5ª ed.). McGraw-Hill.</w:t>
-      </w:r>
-    </w:p>
-    <w:p>
-      <w:pPr>
-        <w:rPr>
-          <w:lang w:val="es-MX" w:eastAsia="es-CO"/>
-        </w:rPr>
-      </w:pPr>
-      <w:r>
-        <w:rPr>
-          <w:lang w:val="es-MX" w:eastAsia="es-CO"/>
-        </w:rPr>
-        <w:t xml:space="preserve">Knuth, D. E. (1997). </w:t>
-      </w:r>
-      <w:proofErr w:type="spellStart"/>
-      <w:r>
-        <w:rPr>
-          <w:i/>
-          <w:iCs/>
-          <w:lang w:val="es-MX" w:eastAsia="es-CO"/>
-        </w:rPr>
-        <w:t>The</w:t>
-      </w:r>
-      <w:proofErr w:type="spellEnd"/>
-      <w:r>
-        <w:rPr>
-          <w:i/>
-          <w:iCs/>
-          <w:lang w:val="es-MX" w:eastAsia="es-CO"/>
-        </w:rPr>
-        <w:t xml:space="preserve"> Art </w:t>
-      </w:r>
-      <w:proofErr w:type="spellStart"/>
-      <w:r>
-        <w:rPr>
-          <w:i/>
-          <w:iCs/>
-          <w:lang w:val="es-MX" w:eastAsia="es-CO"/>
-        </w:rPr>
-        <w:t>of</w:t>
-      </w:r>
-      <w:proofErr w:type="spellEnd"/>
-      <w:r>
-        <w:rPr>
-          <w:i/>
-          <w:iCs/>
-          <w:lang w:val="es-MX" w:eastAsia="es-CO"/>
-        </w:rPr>
-        <w:t xml:space="preserve"> </w:t>
-      </w:r>
-      <w:proofErr w:type="spellStart"/>
-      <w:r>
-        <w:rPr>
-          <w:i/>
-          <w:iCs/>
-          <w:lang w:val="es-MX" w:eastAsia="es-CO"/>
-        </w:rPr>
-        <w:t>Computer</w:t>
-      </w:r>
-      <w:proofErr w:type="spellEnd"/>
-      <w:r>
-        <w:rPr>
-          <w:i/>
-          <w:iCs/>
-          <w:lang w:val="es-MX" w:eastAsia="es-CO"/>
-        </w:rPr>
-        <w:t xml:space="preserve"> </w:t>
-      </w:r>
-      <w:proofErr w:type="spellStart"/>
-      <w:r>
-        <w:rPr>
-          <w:i/>
-          <w:iCs/>
-          <w:lang w:val="es-MX" w:eastAsia="es-CO"/>
-        </w:rPr>
-        <w:t>Programming</w:t>
-      </w:r>
-      <w:proofErr w:type="spellEnd"/>
-      <w:r>
-        <w:rPr>
-          <w:i/>
-          <w:iCs/>
-          <w:lang w:val="es-MX" w:eastAsia="es-CO"/>
-        </w:rPr>
-        <w:t xml:space="preserve">, </w:t>
-      </w:r>
-      <w:proofErr w:type="spellStart"/>
-      <w:r>
-        <w:rPr>
-          <w:i/>
-          <w:iCs/>
-          <w:lang w:val="es-MX" w:eastAsia="es-CO"/>
-        </w:rPr>
-        <w:t>Volume</w:t>
-      </w:r>
-      <w:proofErr w:type="spellEnd"/>
-      <w:r>
-        <w:rPr>
-          <w:i/>
-          <w:iCs/>
-          <w:lang w:val="es-MX" w:eastAsia="es-CO"/>
-        </w:rPr>
-        <w:t xml:space="preserve"> 1: Fundamental </w:t>
-      </w:r>
-      <w:proofErr w:type="spellStart"/>
-      <w:r>
-        <w:rPr>
-          <w:i/>
-          <w:iCs/>
-          <w:lang w:val="es-MX" w:eastAsia="es-CO"/>
-        </w:rPr>
-        <w:t>Algorithms</w:t>
-      </w:r>
-      <w:proofErr w:type="spellEnd"/>
-      <w:r>
-        <w:rPr>
-          <w:lang w:val="es-MX" w:eastAsia="es-CO"/>
-        </w:rPr>
-        <w:t xml:space="preserve"> (3rd ed.). Addison-Wesley.</w:t>
-      </w:r>
-    </w:p>
-    <w:p>
-      <w:pPr>
-        <w:rPr>
-          <w:lang w:val="es-MX" w:eastAsia="es-CO"/>
-        </w:rPr>
-      </w:pPr>
-      <w:r>
-        <w:rPr>
-          <w:lang w:val="es-MX" w:eastAsia="es-CO"/>
-        </w:rPr>
-        <w:t xml:space="preserve">Pressman, R. S., &amp; </w:t>
-      </w:r>
-      <w:proofErr w:type="spellStart"/>
-      <w:r>
-        <w:rPr>
-          <w:lang w:val="es-MX" w:eastAsia="es-CO"/>
-        </w:rPr>
-        <w:t>Maxim</w:t>
-      </w:r>
-      <w:proofErr w:type="spellEnd"/>
-      <w:r>
-        <w:rPr>
-          <w:lang w:val="es-MX" w:eastAsia="es-CO"/>
-        </w:rPr>
-        <w:t xml:space="preserve">, B. R. (2020). </w:t>
-      </w:r>
-      <w:r>
-        <w:rPr>
-          <w:i/>
-          <w:iCs/>
-          <w:lang w:val="es-MX" w:eastAsia="es-CO"/>
-        </w:rPr>
-        <w:t xml:space="preserve">Ingeniería de </w:t>
-      </w:r>
-      <w:r>
-        <w:rPr>
-          <w:rStyle w:val="Extranjerismo"/>
-          <w:i/>
-          <w:iCs/>
-        </w:rPr>
-        <w:t>software</w:t>
-      </w:r>
-      <w:r>
-        <w:rPr>
-          <w:i/>
-          <w:iCs/>
-          <w:lang w:val="es-MX" w:eastAsia="es-CO"/>
-        </w:rPr>
-        <w:t>: un enfoque práctico</w:t>
-      </w:r>
-      <w:r>
-        <w:rPr>
-          <w:lang w:val="es-MX" w:eastAsia="es-CO"/>
-        </w:rPr>
-        <w:t xml:space="preserve"> (9ª ed.). McGraw-Hill.</w:t>
-      </w:r>
-    </w:p>
-    <w:p>
-      <w:pPr>
-        <w:rPr>
-          <w:lang w:val="es-MX" w:eastAsia="es-CO"/>
-        </w:rPr>
-      </w:pPr>
-      <w:r>
-        <w:rPr>
-          <w:lang w:val="es-MX" w:eastAsia="es-CO"/>
-        </w:rPr>
-        <w:t xml:space="preserve">Rosen, K. H. (2019). </w:t>
-      </w:r>
-      <w:proofErr w:type="spellStart"/>
-      <w:r>
-        <w:rPr>
-          <w:i/>
-          <w:iCs/>
-          <w:lang w:val="es-MX" w:eastAsia="es-CO"/>
-        </w:rPr>
-        <w:t>Discrete</w:t>
-      </w:r>
-      <w:proofErr w:type="spellEnd"/>
-      <w:r>
-        <w:rPr>
-          <w:i/>
-          <w:iCs/>
-          <w:lang w:val="es-MX" w:eastAsia="es-CO"/>
-        </w:rPr>
-        <w:t xml:space="preserve"> </w:t>
-      </w:r>
-      <w:proofErr w:type="spellStart"/>
-      <w:r>
-        <w:rPr>
-          <w:i/>
-          <w:iCs/>
-          <w:lang w:val="es-MX" w:eastAsia="es-CO"/>
-        </w:rPr>
-        <w:t>Mathematics</w:t>
-      </w:r>
-      <w:proofErr w:type="spellEnd"/>
-      <w:r>
-        <w:rPr>
-          <w:i/>
-          <w:iCs/>
-          <w:lang w:val="es-MX" w:eastAsia="es-CO"/>
-        </w:rPr>
-        <w:t xml:space="preserve"> and </w:t>
-      </w:r>
-      <w:proofErr w:type="spellStart"/>
-      <w:r>
-        <w:rPr>
-          <w:i/>
-          <w:iCs/>
-          <w:lang w:val="es-MX" w:eastAsia="es-CO"/>
-        </w:rPr>
-        <w:t>Its</w:t>
-      </w:r>
-      <w:proofErr w:type="spellEnd"/>
-      <w:r>
-        <w:rPr>
-          <w:i/>
-          <w:iCs/>
-          <w:lang w:val="es-MX" w:eastAsia="es-CO"/>
-        </w:rPr>
-        <w:t xml:space="preserve"> </w:t>
-      </w:r>
-      <w:proofErr w:type="spellStart"/>
-      <w:r>
-        <w:rPr>
-          <w:i/>
-          <w:iCs/>
-          <w:lang w:val="es-MX" w:eastAsia="es-CO"/>
-        </w:rPr>
-        <w:t>Applications</w:t>
-      </w:r>
-      <w:proofErr w:type="spellEnd"/>
-      <w:r>
-        <w:rPr>
-          <w:lang w:val="es-MX" w:eastAsia="es-CO"/>
-        </w:rPr>
-        <w:t xml:space="preserve"> (8th ed.). McGraw-Hill.</w:t>
-      </w:r>
-    </w:p>
-    <w:p>
-      <w:pPr>
-        <w:rPr>
-          <w:lang w:val="es-MX" w:eastAsia="es-CO"/>
-        </w:rPr>
-      </w:pPr>
-      <w:r>
-        <w:rPr>
-          <w:lang w:val="es-MX" w:eastAsia="es-CO"/>
-        </w:rPr>
-        <w:t xml:space="preserve">Sebesta, R. W. (2016). </w:t>
-      </w:r>
-      <w:proofErr w:type="spellStart"/>
-      <w:r>
-        <w:rPr>
-          <w:i/>
-          <w:iCs/>
-          <w:lang w:val="es-MX" w:eastAsia="es-CO"/>
-        </w:rPr>
-        <w:t>Concepts</w:t>
-      </w:r>
-      <w:proofErr w:type="spellEnd"/>
-      <w:r>
-        <w:rPr>
-          <w:i/>
-          <w:iCs/>
-          <w:lang w:val="es-MX" w:eastAsia="es-CO"/>
-        </w:rPr>
-        <w:t xml:space="preserve"> </w:t>
-      </w:r>
-      <w:proofErr w:type="spellStart"/>
-      <w:r>
-        <w:rPr>
-          <w:i/>
-          <w:iCs/>
-          <w:lang w:val="es-MX" w:eastAsia="es-CO"/>
-        </w:rPr>
-        <w:t>of</w:t>
-      </w:r>
-      <w:proofErr w:type="spellEnd"/>
-      <w:r>
-        <w:rPr>
-          <w:i/>
-          <w:iCs/>
-          <w:lang w:val="es-MX" w:eastAsia="es-CO"/>
-        </w:rPr>
-        <w:t xml:space="preserve"> </w:t>
-      </w:r>
-      <w:proofErr w:type="spellStart"/>
-      <w:r>
-        <w:rPr>
-          <w:i/>
-          <w:iCs/>
-          <w:lang w:val="es-MX" w:eastAsia="es-CO"/>
-        </w:rPr>
-        <w:t>Programming</w:t>
-      </w:r>
-      <w:proofErr w:type="spellEnd"/>
-      <w:r>
-        <w:rPr>
-          <w:i/>
-          <w:iCs/>
-          <w:lang w:val="es-MX" w:eastAsia="es-CO"/>
-        </w:rPr>
-        <w:t xml:space="preserve"> </w:t>
-      </w:r>
-      <w:proofErr w:type="spellStart"/>
-      <w:r>
-        <w:rPr>
-          <w:i/>
-          <w:iCs/>
-          <w:lang w:val="es-MX" w:eastAsia="es-CO"/>
-        </w:rPr>
-        <w:t>Languages</w:t>
-      </w:r>
-      <w:proofErr w:type="spellEnd"/>
-      <w:r>
-        <w:rPr>
-          <w:lang w:val="es-MX" w:eastAsia="es-CO"/>
-        </w:rPr>
-        <w:t xml:space="preserve"> (11th ed.). Pearson.</w:t>
-      </w:r>
-    </w:p>
-    <w:p>
-      <w:pPr>
-        <w:rPr>
-          <w:lang w:val="es-MX" w:eastAsia="es-CO"/>
-        </w:rPr>
-      </w:pPr>
-      <w:r>
-        <w:rPr>
-          <w:lang w:val="es-MX" w:eastAsia="es-CO"/>
-        </w:rPr>
-        <w:t xml:space="preserve">Sommerville, I. (2016). </w:t>
-      </w:r>
-      <w:r>
-        <w:rPr>
-          <w:rStyle w:val="Extranjerismo"/>
-          <w:i/>
-          <w:iCs/>
-        </w:rPr>
-        <w:t>Software</w:t>
-      </w:r>
-      <w:r>
-        <w:rPr>
-          <w:i/>
-          <w:iCs/>
-          <w:lang w:val="es-MX" w:eastAsia="es-CO"/>
-        </w:rPr>
-        <w:t xml:space="preserve"> </w:t>
-      </w:r>
-      <w:proofErr w:type="spellStart"/>
-      <w:r>
-        <w:rPr>
-          <w:i/>
-          <w:iCs/>
-          <w:lang w:val="es-MX" w:eastAsia="es-CO"/>
-        </w:rPr>
-        <w:t>Engineering</w:t>
-      </w:r>
-      <w:proofErr w:type="spellEnd"/>
-      <w:r>
-        <w:rPr>
-          <w:lang w:val="es-MX" w:eastAsia="es-CO"/>
-        </w:rPr>
-        <w:t xml:space="preserve"> (10th ed.). Pearson.</w:t>
-      </w:r>
-    </w:p>
-    <w:p>
-      <w:pPr>
-        <w:rPr>
-          <w:lang w:val="es-MX" w:eastAsia="es-CO"/>
-        </w:rPr>
-      </w:pPr>
-      <w:r>
-        <w:rPr>
-          <w:lang w:val="es-MX" w:eastAsia="es-CO"/>
-        </w:rPr>
-        <w:t xml:space="preserve">Wirth, N. (1976). </w:t>
-      </w:r>
-      <w:proofErr w:type="spellStart"/>
-      <w:r>
-        <w:rPr>
-          <w:i/>
-          <w:iCs/>
-          <w:lang w:val="es-MX" w:eastAsia="es-CO"/>
-        </w:rPr>
-        <w:t>Algorithms</w:t>
-      </w:r>
-      <w:proofErr w:type="spellEnd"/>
-      <w:r>
-        <w:rPr>
-          <w:i/>
-          <w:iCs/>
-          <w:lang w:val="es-MX" w:eastAsia="es-CO"/>
-        </w:rPr>
-        <w:t xml:space="preserve"> + Data </w:t>
-      </w:r>
-      <w:proofErr w:type="spellStart"/>
-      <w:r>
-        <w:rPr>
-          <w:i/>
-          <w:iCs/>
-          <w:lang w:val="es-MX" w:eastAsia="es-CO"/>
-        </w:rPr>
-        <w:t>Structures</w:t>
-      </w:r>
-      <w:proofErr w:type="spellEnd"/>
-      <w:r>
-        <w:rPr>
-          <w:i/>
-          <w:iCs/>
-          <w:lang w:val="es-MX" w:eastAsia="es-CO"/>
-        </w:rPr>
-        <w:t xml:space="preserve"> = </w:t>
-      </w:r>
-      <w:proofErr w:type="spellStart"/>
-      <w:r>
-        <w:rPr>
-          <w:i/>
-          <w:iCs/>
-          <w:lang w:val="es-MX" w:eastAsia="es-CO"/>
-        </w:rPr>
-        <w:t>Programs</w:t>
-      </w:r>
-      <w:proofErr w:type="spellEnd"/>
+        <w:t>Algorithms + Data Structures = Programs</w:t>
+      </w:r>
       <w:r>
         <w:rPr>
           <w:lang w:val="es-MX" w:eastAsia="es-CO"/>
@@ -11231,15 +10652,7 @@
               </w:rPr>
             </w:pPr>
             <w:r>
-              <w:t xml:space="preserve">Diana Rocío </w:t>
-            </w:r>
-            <w:proofErr w:type="spellStart"/>
-            <w:r>
-              <w:t>Possos</w:t>
-            </w:r>
-            <w:proofErr w:type="spellEnd"/>
-            <w:r>
-              <w:t xml:space="preserve"> Beltrán</w:t>
+              <w:t>Diana Rocío Possos Beltrán</w:t>
             </w:r>
           </w:p>
         </w:tc>
@@ -11452,13 +10865,8 @@
             <w:pPr>
               <w:pStyle w:val="TextoTablas"/>
             </w:pPr>
-            <w:proofErr w:type="spellStart"/>
             <w:r>
-              <w:t>Veimar</w:t>
-            </w:r>
-            <w:proofErr w:type="spellEnd"/>
-            <w:r>
-              <w:t xml:space="preserve"> Celis Meléndez</w:t>
+              <w:t>Veimar Celis Meléndez</w:t>
             </w:r>
           </w:p>
         </w:tc>
@@ -11513,13 +10921,8 @@
               </w:rPr>
             </w:pPr>
             <w:r>
-              <w:t xml:space="preserve">Gilberto Junior Rodríguez </w:t>
+              <w:t>Gilberto Junior Rodríguez Rodríguez</w:t>
             </w:r>
-            <w:proofErr w:type="spellStart"/>
-            <w:r>
-              <w:t>Rodríguez</w:t>
-            </w:r>
-            <w:proofErr w:type="spellEnd"/>
           </w:p>
         </w:tc>
         <w:tc>
@@ -19696,7 +19099,12 @@
 </file>
 
 <file path=customXml/item1.xml><?xml version="1.0" encoding="utf-8"?>
-<b:Sources xmlns:b="http://schemas.openxmlformats.org/officeDocument/2006/bibliography" xmlns="http://schemas.openxmlformats.org/officeDocument/2006/bibliography" SelectedStyle="\APASixthEditionOfficeOnline.xsl" StyleName="APA" Version="6"/>
+<?mso-contentType ?>
+<FormTemplates xmlns="http://schemas.microsoft.com/sharepoint/v3/contenttype/forms">
+  <Display>DocumentLibraryForm</Display>
+  <Edit>DocumentLibraryForm</Edit>
+  <New>DocumentLibraryForm</New>
+</FormTemplates>
 </file>
 
 <file path=customXml/item2.xml><?xml version="1.0" encoding="utf-8"?>
@@ -19711,12 +19119,7 @@
 </file>
 
 <file path=customXml/item3.xml><?xml version="1.0" encoding="utf-8"?>
-<?mso-contentType ?>
-<FormTemplates xmlns="http://schemas.microsoft.com/sharepoint/v3/contenttype/forms">
-  <Display>DocumentLibraryForm</Display>
-  <Edit>DocumentLibraryForm</Edit>
-  <New>DocumentLibraryForm</New>
-</FormTemplates>
+<b:Sources xmlns:b="http://schemas.openxmlformats.org/officeDocument/2006/bibliography" xmlns="http://schemas.openxmlformats.org/officeDocument/2006/bibliography" SelectedStyle="\APASixthEditionOfficeOnline.xsl" StyleName="APA" Version="6"/>
 </file>
 
 <file path=customXml/item4.xml><?xml version="1.0" encoding="utf-8"?>
@@ -19955,9 +19358,9 @@
 </file>
 
 <file path=customXml/itemProps1.xml><?xml version="1.0" encoding="utf-8"?>
-<ds:datastoreItem xmlns:ds="http://schemas.openxmlformats.org/officeDocument/2006/customXml" ds:itemID="{29514B4A-AFF4-457A-9AC2-42E5B18F1515}">
+<ds:datastoreItem xmlns:ds="http://schemas.openxmlformats.org/officeDocument/2006/customXml" ds:itemID="{DBA27680-D450-4F07-A2FA-35F3246C1112}">
   <ds:schemaRefs>
-    <ds:schemaRef ds:uri="http://schemas.openxmlformats.org/officeDocument/2006/bibliography"/>
+    <ds:schemaRef ds:uri="http://schemas.microsoft.com/sharepoint/v3/contenttype/forms"/>
   </ds:schemaRefs>
 </ds:datastoreItem>
 </file>
@@ -19974,9 +19377,9 @@
 </file>
 
 <file path=customXml/itemProps3.xml><?xml version="1.0" encoding="utf-8"?>
-<ds:datastoreItem xmlns:ds="http://schemas.openxmlformats.org/officeDocument/2006/customXml" ds:itemID="{DBA27680-D450-4F07-A2FA-35F3246C1112}">
+<ds:datastoreItem xmlns:ds="http://schemas.openxmlformats.org/officeDocument/2006/customXml" ds:itemID="{29514B4A-AFF4-457A-9AC2-42E5B18F1515}">
   <ds:schemaRefs>
-    <ds:schemaRef ds:uri="http://schemas.microsoft.com/sharepoint/v3/contenttype/forms"/>
+    <ds:schemaRef ds:uri="http://schemas.openxmlformats.org/officeDocument/2006/bibliography"/>
   </ds:schemaRefs>
 </ds:datastoreItem>
 </file>

--- a/fuentes/228126_CF03_CFA.docx
+++ b/fuentes/228126_CF03_CFA.docx
@@ -1,6 +1,6 @@
 
 <file path=word/document.xml><?xml version="1.0" encoding="utf-8"?>
-<w:document xmlns:wpc="http://schemas.microsoft.com/office/word/2010/wordprocessingCanvas" xmlns:cx="http://schemas.microsoft.com/office/drawing/2014/chartex" xmlns:cx1="http://schemas.microsoft.com/office/drawing/2015/9/8/chartex" xmlns:cx2="http://schemas.microsoft.com/office/drawing/2015/10/21/chartex" xmlns:cx3="http://schemas.microsoft.com/office/drawing/2016/5/9/chartex" xmlns:cx4="http://schemas.microsoft.com/office/drawing/2016/5/10/chartex" xmlns:cx5="http://schemas.microsoft.com/office/drawing/2016/5/11/chartex" xmlns:cx6="http://schemas.microsoft.com/office/drawing/2016/5/12/chartex" xmlns:cx7="http://schemas.microsoft.com/office/drawing/2016/5/13/chartex" xmlns:cx8="http://schemas.microsoft.com/office/drawing/2016/5/14/chartex" xmlns:mc="http://schemas.openxmlformats.org/markup-compatibility/2006" xmlns:aink="http://schemas.microsoft.com/office/drawing/2016/ink" xmlns:am3d="http://schemas.microsoft.com/office/drawing/2017/model3d" xmlns:o="urn:schemas-microsoft-com:office:office" xmlns:r="http://schemas.openxmlformats.org/officeDocument/2006/relationships" xmlns:m="http://schemas.openxmlformats.org/officeDocument/2006/math" xmlns:v="urn:schemas-microsoft-com:vml" xmlns:wp14="http://schemas.microsoft.com/office/word/2010/wordprocessingDrawing" xmlns:wp="http://schemas.openxmlformats.org/drawingml/2006/wordprocessingDrawing" xmlns:w10="urn:schemas-microsoft-com:office:word" xmlns:w="http://schemas.openxmlformats.org/wordprocessingml/2006/main" xmlns:w14="http://schemas.microsoft.com/office/word/2010/wordml" xmlns:w15="http://schemas.microsoft.com/office/word/2012/wordml" xmlns:w16cex="http://schemas.microsoft.com/office/word/2018/wordml/cex" xmlns:w16cid="http://schemas.microsoft.com/office/word/2016/wordml/cid" xmlns:w16="http://schemas.microsoft.com/office/word/2018/wordml" xmlns:w16se="http://schemas.microsoft.com/office/word/2015/wordml/symex" xmlns:wpg="http://schemas.microsoft.com/office/word/2010/wordprocessingGroup" xmlns:wpi="http://schemas.microsoft.com/office/word/2010/wordprocessingInk" xmlns:wne="http://schemas.microsoft.com/office/word/2006/wordml" xmlns:wps="http://schemas.microsoft.com/office/word/2010/wordprocessingShape" mc:Ignorable="w14 w15 w16se w16cid w16 w16cex wp14">
+<w:document xmlns:wpc="http://schemas.microsoft.com/office/word/2010/wordprocessingCanvas" xmlns:cx="http://schemas.microsoft.com/office/drawing/2014/chartex" xmlns:cx1="http://schemas.microsoft.com/office/drawing/2015/9/8/chartex" xmlns:cx2="http://schemas.microsoft.com/office/drawing/2015/10/21/chartex" xmlns:cx3="http://schemas.microsoft.com/office/drawing/2016/5/9/chartex" xmlns:cx4="http://schemas.microsoft.com/office/drawing/2016/5/10/chartex" xmlns:cx5="http://schemas.microsoft.com/office/drawing/2016/5/11/chartex" xmlns:cx6="http://schemas.microsoft.com/office/drawing/2016/5/12/chartex" xmlns:cx7="http://schemas.microsoft.com/office/drawing/2016/5/13/chartex" xmlns:cx8="http://schemas.microsoft.com/office/drawing/2016/5/14/chartex" xmlns:mc="http://schemas.openxmlformats.org/markup-compatibility/2006" xmlns:aink="http://schemas.microsoft.com/office/drawing/2016/ink" xmlns:am3d="http://schemas.microsoft.com/office/drawing/2017/model3d" xmlns:o="urn:schemas-microsoft-com:office:office" xmlns:r="http://schemas.openxmlformats.org/officeDocument/2006/relationships" xmlns:m="http://schemas.openxmlformats.org/officeDocument/2006/math" xmlns:v="urn:schemas-microsoft-com:vml" xmlns:wp14="http://schemas.microsoft.com/office/word/2010/wordprocessingDrawing" xmlns:wp="http://schemas.openxmlformats.org/drawingml/2006/wordprocessingDrawing" xmlns:w10="urn:schemas-microsoft-com:office:word" xmlns:w="http://schemas.openxmlformats.org/wordprocessingml/2006/main" xmlns:w14="http://schemas.microsoft.com/office/word/2010/wordml" xmlns:w15="http://schemas.microsoft.com/office/word/2012/wordml" xmlns:w16cex="http://schemas.microsoft.com/office/word/2018/wordml/cex" xmlns:w16cid="http://schemas.microsoft.com/office/word/2016/wordml/cid" xmlns:w16="http://schemas.microsoft.com/office/word/2018/wordml" xmlns:w16sdtdh="http://schemas.microsoft.com/office/word/2020/wordml/sdtdatahash" xmlns:w16se="http://schemas.microsoft.com/office/word/2015/wordml/symex" xmlns:wpg="http://schemas.microsoft.com/office/word/2010/wordprocessingGroup" xmlns:wpi="http://schemas.microsoft.com/office/word/2010/wordprocessingInk" xmlns:wne="http://schemas.microsoft.com/office/word/2006/wordml" xmlns:wps="http://schemas.microsoft.com/office/word/2010/wordprocessingShape" mc:Ignorable="w14 w15 w16se w16cid w16 w16cex w16sdtdh wp14">
   <w:body>
     <w:p>
       <w:bookmarkStart w:id="0" w:name="_top"/>
@@ -221,7 +221,7 @@
               </wp:anchor>
             </w:drawing>
           </mc:Choice>
-          <mc:Fallback xmlns:w16sdtdh="http://schemas.microsoft.com/office/word/2020/wordml/sdtdatahash">
+          <mc:Fallback>
             <w:pict>
               <v:rect w14:anchorId="1DE97A43" id="Rectángulo 4" o:spid="_x0000_s1026" alt="P5#y1" style="position:absolute;margin-left:-55.7pt;margin-top:29pt;width:613.85pt;height:204pt;z-index:-251659776;visibility:visible;mso-wrap-style:square;mso-width-percent:0;mso-height-percent:0;mso-wrap-distance-left:9pt;mso-wrap-distance-top:0;mso-wrap-distance-right:9pt;mso-wrap-distance-bottom:0;mso-position-horizontal:absolute;mso-position-horizontal-relative:text;mso-position-vertical:absolute;mso-position-vertical-relative:text;mso-width-percent:0;mso-height-percent:0;mso-width-relative:page;mso-height-relative:margin;v-text-anchor:middle" o:gfxdata="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" fillcolor="#00314d" stroked="f" strokeweight="1pt"/>
             </w:pict>
@@ -549,7 +549,7 @@
         </w:rPr>
         <w:fldChar w:fldCharType="separate"/>
       </w:r>
-      <w:hyperlink w:anchor="_Toc241155271" w:history="1">
+      <w:hyperlink w:anchor="_Toc241785238" w:history="1">
         <w:r>
           <w:rPr>
             <w:rStyle w:val="Hipervnculo"/>
@@ -576,7 +576,7 @@
             <w:noProof/>
             <w:webHidden/>
           </w:rPr>
-          <w:instrText xml:space="preserve"> PAGEREF _Toc241155271 \h </w:instrText>
+          <w:instrText xml:space="preserve"> PAGEREF _Toc241785238 \h </w:instrText>
         </w:r>
         <w:r>
           <w:rPr>
@@ -622,7 +622,7 @@
           <w:lang w:eastAsia="es-CO"/>
         </w:rPr>
       </w:pPr>
-      <w:hyperlink w:anchor="_Toc241155272" w:history="1">
+      <w:hyperlink w:anchor="_Toc241785239" w:history="1">
         <w:r>
           <w:rPr>
             <w:rStyle w:val="Hipervnculo"/>
@@ -666,7 +666,7 @@
             <w:noProof/>
             <w:webHidden/>
           </w:rPr>
-          <w:instrText xml:space="preserve"> PAGEREF _Toc241155272 \h </w:instrText>
+          <w:instrText xml:space="preserve"> PAGEREF _Toc241785239 \h </w:instrText>
         </w:r>
         <w:r>
           <w:rPr>
@@ -712,7 +712,7 @@
           <w:lang w:eastAsia="es-CO"/>
         </w:rPr>
       </w:pPr>
-      <w:hyperlink w:anchor="_Toc241155273" w:history="1">
+      <w:hyperlink w:anchor="_Toc241785240" w:history="1">
         <w:r>
           <w:rPr>
             <w:rStyle w:val="Hipervnculo"/>
@@ -756,7 +756,7 @@
             <w:noProof/>
             <w:webHidden/>
           </w:rPr>
-          <w:instrText xml:space="preserve"> PAGEREF _Toc241155273 \h </w:instrText>
+          <w:instrText xml:space="preserve"> PAGEREF _Toc241785240 \h </w:instrText>
         </w:r>
         <w:r>
           <w:rPr>
@@ -802,7 +802,7 @@
           <w:lang w:eastAsia="es-CO"/>
         </w:rPr>
       </w:pPr>
-      <w:hyperlink w:anchor="_Toc241155274" w:history="1">
+      <w:hyperlink w:anchor="_Toc241785241" w:history="1">
         <w:r>
           <w:rPr>
             <w:rStyle w:val="Hipervnculo"/>
@@ -846,7 +846,7 @@
             <w:noProof/>
             <w:webHidden/>
           </w:rPr>
-          <w:instrText xml:space="preserve"> PAGEREF _Toc241155274 \h </w:instrText>
+          <w:instrText xml:space="preserve"> PAGEREF _Toc241785241 \h </w:instrText>
         </w:r>
         <w:r>
           <w:rPr>
@@ -892,7 +892,7 @@
           <w:lang w:eastAsia="es-CO"/>
         </w:rPr>
       </w:pPr>
-      <w:hyperlink w:anchor="_Toc241155275" w:history="1">
+      <w:hyperlink w:anchor="_Toc241785242" w:history="1">
         <w:r>
           <w:rPr>
             <w:rStyle w:val="Hipervnculo"/>
@@ -936,7 +936,7 @@
             <w:noProof/>
             <w:webHidden/>
           </w:rPr>
-          <w:instrText xml:space="preserve"> PAGEREF _Toc241155275 \h </w:instrText>
+          <w:instrText xml:space="preserve"> PAGEREF _Toc241785242 \h </w:instrText>
         </w:r>
         <w:r>
           <w:rPr>
@@ -982,7 +982,7 @@
           <w:lang w:eastAsia="es-CO"/>
         </w:rPr>
       </w:pPr>
-      <w:hyperlink w:anchor="_Toc241155276" w:history="1">
+      <w:hyperlink w:anchor="_Toc241785243" w:history="1">
         <w:r>
           <w:rPr>
             <w:rStyle w:val="Hipervnculo"/>
@@ -1026,7 +1026,7 @@
             <w:noProof/>
             <w:webHidden/>
           </w:rPr>
-          <w:instrText xml:space="preserve"> PAGEREF _Toc241155276 \h </w:instrText>
+          <w:instrText xml:space="preserve"> PAGEREF _Toc241785243 \h </w:instrText>
         </w:r>
         <w:r>
           <w:rPr>
@@ -1072,7 +1072,7 @@
           <w:lang w:eastAsia="es-CO"/>
         </w:rPr>
       </w:pPr>
-      <w:hyperlink w:anchor="_Toc241155277" w:history="1">
+      <w:hyperlink w:anchor="_Toc241785244" w:history="1">
         <w:r>
           <w:rPr>
             <w:rStyle w:val="Hipervnculo"/>
@@ -1116,7 +1116,7 @@
             <w:noProof/>
             <w:webHidden/>
           </w:rPr>
-          <w:instrText xml:space="preserve"> PAGEREF _Toc241155277 \h </w:instrText>
+          <w:instrText xml:space="preserve"> PAGEREF _Toc241785244 \h </w:instrText>
         </w:r>
         <w:r>
           <w:rPr>
@@ -1162,7 +1162,7 @@
           <w:lang w:eastAsia="es-CO"/>
         </w:rPr>
       </w:pPr>
-      <w:hyperlink w:anchor="_Toc241155278" w:history="1">
+      <w:hyperlink w:anchor="_Toc241785245" w:history="1">
         <w:r>
           <w:rPr>
             <w:rStyle w:val="Hipervnculo"/>
@@ -1206,7 +1206,7 @@
             <w:noProof/>
             <w:webHidden/>
           </w:rPr>
-          <w:instrText xml:space="preserve"> PAGEREF _Toc241155278 \h </w:instrText>
+          <w:instrText xml:space="preserve"> PAGEREF _Toc241785245 \h </w:instrText>
         </w:r>
         <w:r>
           <w:rPr>
@@ -1252,7 +1252,7 @@
           <w:lang w:eastAsia="es-CO"/>
         </w:rPr>
       </w:pPr>
-      <w:hyperlink w:anchor="_Toc241155280" w:history="1">
+      <w:hyperlink w:anchor="_Toc241785247" w:history="1">
         <w:r>
           <w:rPr>
             <w:rStyle w:val="Hipervnculo"/>
@@ -1296,7 +1296,7 @@
             <w:noProof/>
             <w:webHidden/>
           </w:rPr>
-          <w:instrText xml:space="preserve"> PAGEREF _Toc241155280 \h </w:instrText>
+          <w:instrText xml:space="preserve"> PAGEREF _Toc241785247 \h </w:instrText>
         </w:r>
         <w:r>
           <w:rPr>
@@ -1342,7 +1342,7 @@
           <w:lang w:eastAsia="es-CO"/>
         </w:rPr>
       </w:pPr>
-      <w:hyperlink w:anchor="_Toc241155281" w:history="1">
+      <w:hyperlink w:anchor="_Toc241785248" w:history="1">
         <w:r>
           <w:rPr>
             <w:rStyle w:val="Hipervnculo"/>
@@ -1386,7 +1386,7 @@
             <w:noProof/>
             <w:webHidden/>
           </w:rPr>
-          <w:instrText xml:space="preserve"> PAGEREF _Toc241155281 \h </w:instrText>
+          <w:instrText xml:space="preserve"> PAGEREF _Toc241785248 \h </w:instrText>
         </w:r>
         <w:r>
           <w:rPr>
@@ -1432,7 +1432,7 @@
           <w:lang w:eastAsia="es-CO"/>
         </w:rPr>
       </w:pPr>
-      <w:hyperlink w:anchor="_Toc241155282" w:history="1">
+      <w:hyperlink w:anchor="_Toc241785249" w:history="1">
         <w:r>
           <w:rPr>
             <w:rStyle w:val="Hipervnculo"/>
@@ -1476,7 +1476,7 @@
             <w:noProof/>
             <w:webHidden/>
           </w:rPr>
-          <w:instrText xml:space="preserve"> PAGEREF _Toc241155282 \h </w:instrText>
+          <w:instrText xml:space="preserve"> PAGEREF _Toc241785249 \h </w:instrText>
         </w:r>
         <w:r>
           <w:rPr>
@@ -1522,7 +1522,7 @@
           <w:lang w:eastAsia="es-CO"/>
         </w:rPr>
       </w:pPr>
-      <w:hyperlink w:anchor="_Toc241155283" w:history="1">
+      <w:hyperlink w:anchor="_Toc241785250" w:history="1">
         <w:r>
           <w:rPr>
             <w:rStyle w:val="Hipervnculo"/>
@@ -1566,7 +1566,7 @@
             <w:noProof/>
             <w:webHidden/>
           </w:rPr>
-          <w:instrText xml:space="preserve"> PAGEREF _Toc241155283 \h </w:instrText>
+          <w:instrText xml:space="preserve"> PAGEREF _Toc241785250 \h </w:instrText>
         </w:r>
         <w:r>
           <w:rPr>
@@ -1612,7 +1612,7 @@
           <w:lang w:eastAsia="es-CO"/>
         </w:rPr>
       </w:pPr>
-      <w:hyperlink w:anchor="_Toc241155284" w:history="1">
+      <w:hyperlink w:anchor="_Toc241785251" w:history="1">
         <w:r>
           <w:rPr>
             <w:rStyle w:val="Hipervnculo"/>
@@ -1656,7 +1656,7 @@
             <w:noProof/>
             <w:webHidden/>
           </w:rPr>
-          <w:instrText xml:space="preserve"> PAGEREF _Toc241155284 \h </w:instrText>
+          <w:instrText xml:space="preserve"> PAGEREF _Toc241785251 \h </w:instrText>
         </w:r>
         <w:r>
           <w:rPr>
@@ -1702,7 +1702,7 @@
           <w:lang w:eastAsia="es-CO"/>
         </w:rPr>
       </w:pPr>
-      <w:hyperlink w:anchor="_Toc241155286" w:history="1">
+      <w:hyperlink w:anchor="_Toc241785253" w:history="1">
         <w:r>
           <w:rPr>
             <w:rStyle w:val="Hipervnculo"/>
@@ -1746,7 +1746,7 @@
             <w:noProof/>
             <w:webHidden/>
           </w:rPr>
-          <w:instrText xml:space="preserve"> PAGEREF _Toc241155286 \h </w:instrText>
+          <w:instrText xml:space="preserve"> PAGEREF _Toc241785253 \h </w:instrText>
         </w:r>
         <w:r>
           <w:rPr>
@@ -1792,7 +1792,7 @@
           <w:lang w:eastAsia="es-CO"/>
         </w:rPr>
       </w:pPr>
-      <w:hyperlink w:anchor="_Toc241155287" w:history="1">
+      <w:hyperlink w:anchor="_Toc241785254" w:history="1">
         <w:r>
           <w:rPr>
             <w:rStyle w:val="Hipervnculo"/>
@@ -1836,7 +1836,7 @@
             <w:noProof/>
             <w:webHidden/>
           </w:rPr>
-          <w:instrText xml:space="preserve"> PAGEREF _Toc241155287 \h </w:instrText>
+          <w:instrText xml:space="preserve"> PAGEREF _Toc241785254 \h </w:instrText>
         </w:r>
         <w:r>
           <w:rPr>
@@ -1882,7 +1882,7 @@
           <w:lang w:eastAsia="es-CO"/>
         </w:rPr>
       </w:pPr>
-      <w:hyperlink w:anchor="_Toc241155288" w:history="1">
+      <w:hyperlink w:anchor="_Toc241785255" w:history="1">
         <w:r>
           <w:rPr>
             <w:rStyle w:val="Hipervnculo"/>
@@ -1926,7 +1926,7 @@
             <w:noProof/>
             <w:webHidden/>
           </w:rPr>
-          <w:instrText xml:space="preserve"> PAGEREF _Toc241155288 \h </w:instrText>
+          <w:instrText xml:space="preserve"> PAGEREF _Toc241785255 \h </w:instrText>
         </w:r>
         <w:r>
           <w:rPr>
@@ -1972,7 +1972,7 @@
           <w:lang w:eastAsia="es-CO"/>
         </w:rPr>
       </w:pPr>
-      <w:hyperlink w:anchor="_Toc241155289" w:history="1">
+      <w:hyperlink w:anchor="_Toc241785256" w:history="1">
         <w:r>
           <w:rPr>
             <w:rStyle w:val="Hipervnculo"/>
@@ -2016,7 +2016,7 @@
             <w:noProof/>
             <w:webHidden/>
           </w:rPr>
-          <w:instrText xml:space="preserve"> PAGEREF _Toc241155289 \h </w:instrText>
+          <w:instrText xml:space="preserve"> PAGEREF _Toc241785256 \h </w:instrText>
         </w:r>
         <w:r>
           <w:rPr>
@@ -2062,7 +2062,7 @@
           <w:lang w:eastAsia="es-CO"/>
         </w:rPr>
       </w:pPr>
-      <w:hyperlink w:anchor="_Toc241155290" w:history="1">
+      <w:hyperlink w:anchor="_Toc241785257" w:history="1">
         <w:r>
           <w:rPr>
             <w:rStyle w:val="Hipervnculo"/>
@@ -2106,7 +2106,7 @@
             <w:noProof/>
             <w:webHidden/>
           </w:rPr>
-          <w:instrText xml:space="preserve"> PAGEREF _Toc241155290 \h </w:instrText>
+          <w:instrText xml:space="preserve"> PAGEREF _Toc241785257 \h </w:instrText>
         </w:r>
         <w:r>
           <w:rPr>
@@ -2126,7 +2126,7 @@
             <w:noProof/>
             <w:webHidden/>
           </w:rPr>
-          <w:t>35</w:t>
+          <w:t>34</w:t>
         </w:r>
         <w:r>
           <w:rPr>
@@ -2152,7 +2152,7 @@
           <w:lang w:eastAsia="es-CO"/>
         </w:rPr>
       </w:pPr>
-      <w:hyperlink w:anchor="_Toc241155292" w:history="1">
+      <w:hyperlink w:anchor="_Toc241785259" w:history="1">
         <w:r>
           <w:rPr>
             <w:rStyle w:val="Hipervnculo"/>
@@ -2196,7 +2196,7 @@
             <w:noProof/>
             <w:webHidden/>
           </w:rPr>
-          <w:instrText xml:space="preserve"> PAGEREF _Toc241155292 \h </w:instrText>
+          <w:instrText xml:space="preserve"> PAGEREF _Toc241785259 \h </w:instrText>
         </w:r>
         <w:r>
           <w:rPr>
@@ -2216,7 +2216,7 @@
             <w:noProof/>
             <w:webHidden/>
           </w:rPr>
-          <w:t>36</w:t>
+          <w:t>35</w:t>
         </w:r>
         <w:r>
           <w:rPr>
@@ -2242,7 +2242,7 @@
           <w:lang w:eastAsia="es-CO"/>
         </w:rPr>
       </w:pPr>
-      <w:hyperlink w:anchor="_Toc241155293" w:history="1">
+      <w:hyperlink w:anchor="_Toc241785260" w:history="1">
         <w:r>
           <w:rPr>
             <w:rStyle w:val="Hipervnculo"/>
@@ -2286,7 +2286,7 @@
             <w:noProof/>
             <w:webHidden/>
           </w:rPr>
-          <w:instrText xml:space="preserve"> PAGEREF _Toc241155293 \h </w:instrText>
+          <w:instrText xml:space="preserve"> PAGEREF _Toc241785260 \h </w:instrText>
         </w:r>
         <w:r>
           <w:rPr>
@@ -2306,7 +2306,7 @@
             <w:noProof/>
             <w:webHidden/>
           </w:rPr>
-          <w:t>37</w:t>
+          <w:t>36</w:t>
         </w:r>
         <w:r>
           <w:rPr>
@@ -2332,7 +2332,7 @@
           <w:lang w:eastAsia="es-CO"/>
         </w:rPr>
       </w:pPr>
-      <w:hyperlink w:anchor="_Toc241155294" w:history="1">
+      <w:hyperlink w:anchor="_Toc241785261" w:history="1">
         <w:r>
           <w:rPr>
             <w:rStyle w:val="Hipervnculo"/>
@@ -2385,7 +2385,7 @@
             <w:noProof/>
             <w:webHidden/>
           </w:rPr>
-          <w:instrText xml:space="preserve"> PAGEREF _Toc241155294 \h </w:instrText>
+          <w:instrText xml:space="preserve"> PAGEREF _Toc241785261 \h </w:instrText>
         </w:r>
         <w:r>
           <w:rPr>
@@ -2405,7 +2405,7 @@
             <w:noProof/>
             <w:webHidden/>
           </w:rPr>
-          <w:t>38</w:t>
+          <w:t>37</w:t>
         </w:r>
         <w:r>
           <w:rPr>
@@ -2431,7 +2431,7 @@
           <w:lang w:eastAsia="es-CO"/>
         </w:rPr>
       </w:pPr>
-      <w:hyperlink w:anchor="_Toc241155295" w:history="1">
+      <w:hyperlink w:anchor="_Toc241785262" w:history="1">
         <w:r>
           <w:rPr>
             <w:rStyle w:val="Hipervnculo"/>
@@ -2475,7 +2475,7 @@
             <w:noProof/>
             <w:webHidden/>
           </w:rPr>
-          <w:instrText xml:space="preserve"> PAGEREF _Toc241155295 \h </w:instrText>
+          <w:instrText xml:space="preserve"> PAGEREF _Toc241785262 \h </w:instrText>
         </w:r>
         <w:r>
           <w:rPr>
@@ -2495,7 +2495,7 @@
             <w:noProof/>
             <w:webHidden/>
           </w:rPr>
-          <w:t>40</w:t>
+          <w:t>39</w:t>
         </w:r>
         <w:r>
           <w:rPr>
@@ -2521,7 +2521,7 @@
           <w:lang w:eastAsia="es-CO"/>
         </w:rPr>
       </w:pPr>
-      <w:hyperlink w:anchor="_Toc241155296" w:history="1">
+      <w:hyperlink w:anchor="_Toc241785263" w:history="1">
         <w:r>
           <w:rPr>
             <w:rStyle w:val="Hipervnculo"/>
@@ -2565,7 +2565,7 @@
             <w:noProof/>
             <w:webHidden/>
           </w:rPr>
-          <w:instrText xml:space="preserve"> PAGEREF _Toc241155296 \h </w:instrText>
+          <w:instrText xml:space="preserve"> PAGEREF _Toc241785263 \h </w:instrText>
         </w:r>
         <w:r>
           <w:rPr>
@@ -2585,7 +2585,7 @@
             <w:noProof/>
             <w:webHidden/>
           </w:rPr>
-          <w:t>42</w:t>
+          <w:t>41</w:t>
         </w:r>
         <w:r>
           <w:rPr>
@@ -2611,7 +2611,7 @@
           <w:lang w:eastAsia="es-CO"/>
         </w:rPr>
       </w:pPr>
-      <w:hyperlink w:anchor="_Toc241155298" w:history="1">
+      <w:hyperlink w:anchor="_Toc241785265" w:history="1">
         <w:r>
           <w:rPr>
             <w:rStyle w:val="Hipervnculo"/>
@@ -2655,7 +2655,7 @@
             <w:noProof/>
             <w:webHidden/>
           </w:rPr>
-          <w:instrText xml:space="preserve"> PAGEREF _Toc241155298 \h </w:instrText>
+          <w:instrText xml:space="preserve"> PAGEREF _Toc241785265 \h </w:instrText>
         </w:r>
         <w:r>
           <w:rPr>
@@ -2675,7 +2675,7 @@
             <w:noProof/>
             <w:webHidden/>
           </w:rPr>
-          <w:t>43</w:t>
+          <w:t>42</w:t>
         </w:r>
         <w:r>
           <w:rPr>
@@ -2701,7 +2701,7 @@
           <w:lang w:eastAsia="es-CO"/>
         </w:rPr>
       </w:pPr>
-      <w:hyperlink w:anchor="_Toc241155299" w:history="1">
+      <w:hyperlink w:anchor="_Toc241785266" w:history="1">
         <w:r>
           <w:rPr>
             <w:rStyle w:val="Hipervnculo"/>
@@ -2745,7 +2745,7 @@
             <w:noProof/>
             <w:webHidden/>
           </w:rPr>
-          <w:instrText xml:space="preserve"> PAGEREF _Toc241155299 \h </w:instrText>
+          <w:instrText xml:space="preserve"> PAGEREF _Toc241785266 \h </w:instrText>
         </w:r>
         <w:r>
           <w:rPr>
@@ -2765,7 +2765,7 @@
             <w:noProof/>
             <w:webHidden/>
           </w:rPr>
-          <w:t>44</w:t>
+          <w:t>43</w:t>
         </w:r>
         <w:r>
           <w:rPr>
@@ -2791,7 +2791,7 @@
           <w:lang w:eastAsia="es-CO"/>
         </w:rPr>
       </w:pPr>
-      <w:hyperlink w:anchor="_Toc241155300" w:history="1">
+      <w:hyperlink w:anchor="_Toc241785267" w:history="1">
         <w:r>
           <w:rPr>
             <w:rStyle w:val="Hipervnculo"/>
@@ -2835,7 +2835,7 @@
             <w:noProof/>
             <w:webHidden/>
           </w:rPr>
-          <w:instrText xml:space="preserve"> PAGEREF _Toc241155300 \h </w:instrText>
+          <w:instrText xml:space="preserve"> PAGEREF _Toc241785267 \h </w:instrText>
         </w:r>
         <w:r>
           <w:rPr>
@@ -2855,7 +2855,7 @@
             <w:noProof/>
             <w:webHidden/>
           </w:rPr>
-          <w:t>46</w:t>
+          <w:t>45</w:t>
         </w:r>
         <w:r>
           <w:rPr>
@@ -2881,7 +2881,7 @@
           <w:lang w:eastAsia="es-CO"/>
         </w:rPr>
       </w:pPr>
-      <w:hyperlink w:anchor="_Toc241155301" w:history="1">
+      <w:hyperlink w:anchor="_Toc241785268" w:history="1">
         <w:r>
           <w:rPr>
             <w:rStyle w:val="Hipervnculo"/>
@@ -2925,7 +2925,7 @@
             <w:noProof/>
             <w:webHidden/>
           </w:rPr>
-          <w:instrText xml:space="preserve"> PAGEREF _Toc241155301 \h </w:instrText>
+          <w:instrText xml:space="preserve"> PAGEREF _Toc241785268 \h </w:instrText>
         </w:r>
         <w:r>
           <w:rPr>
@@ -2945,7 +2945,7 @@
             <w:noProof/>
             <w:webHidden/>
           </w:rPr>
-          <w:t>50</w:t>
+          <w:t>49</w:t>
         </w:r>
         <w:r>
           <w:rPr>
@@ -2971,7 +2971,7 @@
           <w:lang w:eastAsia="es-CO"/>
         </w:rPr>
       </w:pPr>
-      <w:hyperlink w:anchor="_Toc241155302" w:history="1">
+      <w:hyperlink w:anchor="_Toc241785269" w:history="1">
         <w:r>
           <w:rPr>
             <w:rStyle w:val="Hipervnculo"/>
@@ -3015,7 +3015,7 @@
             <w:noProof/>
             <w:webHidden/>
           </w:rPr>
-          <w:instrText xml:space="preserve"> PAGEREF _Toc241155302 \h </w:instrText>
+          <w:instrText xml:space="preserve"> PAGEREF _Toc241785269 \h </w:instrText>
         </w:r>
         <w:r>
           <w:rPr>
@@ -3035,7 +3035,7 @@
             <w:noProof/>
             <w:webHidden/>
           </w:rPr>
-          <w:t>53</w:t>
+          <w:t>51</w:t>
         </w:r>
         <w:r>
           <w:rPr>
@@ -3060,7 +3060,7 @@
           <w:lang w:eastAsia="es-CO"/>
         </w:rPr>
       </w:pPr>
-      <w:hyperlink w:anchor="_Toc241155303" w:history="1">
+      <w:hyperlink w:anchor="_Toc241785270" w:history="1">
         <w:r>
           <w:rPr>
             <w:rStyle w:val="Hipervnculo"/>
@@ -3087,7 +3087,7 @@
             <w:noProof/>
             <w:webHidden/>
           </w:rPr>
-          <w:instrText xml:space="preserve"> PAGEREF _Toc241155303 \h </w:instrText>
+          <w:instrText xml:space="preserve"> PAGEREF _Toc241785270 \h </w:instrText>
         </w:r>
         <w:r>
           <w:rPr>
@@ -3107,7 +3107,7 @@
             <w:noProof/>
             <w:webHidden/>
           </w:rPr>
-          <w:t>55</w:t>
+          <w:t>53</w:t>
         </w:r>
         <w:r>
           <w:rPr>
@@ -3132,7 +3132,7 @@
           <w:lang w:eastAsia="es-CO"/>
         </w:rPr>
       </w:pPr>
-      <w:hyperlink w:anchor="_Toc241155304" w:history="1">
+      <w:hyperlink w:anchor="_Toc241785271" w:history="1">
         <w:r>
           <w:rPr>
             <w:rStyle w:val="Hipervnculo"/>
@@ -3159,7 +3159,7 @@
             <w:noProof/>
             <w:webHidden/>
           </w:rPr>
-          <w:instrText xml:space="preserve"> PAGEREF _Toc241155304 \h </w:instrText>
+          <w:instrText xml:space="preserve"> PAGEREF _Toc241785271 \h </w:instrText>
         </w:r>
         <w:r>
           <w:rPr>
@@ -3179,7 +3179,7 @@
             <w:noProof/>
             <w:webHidden/>
           </w:rPr>
-          <w:t>56</w:t>
+          <w:t>54</w:t>
         </w:r>
         <w:r>
           <w:rPr>
@@ -3204,7 +3204,7 @@
           <w:lang w:eastAsia="es-CO"/>
         </w:rPr>
       </w:pPr>
-      <w:hyperlink w:anchor="_Toc241155305" w:history="1">
+      <w:hyperlink w:anchor="_Toc241785272" w:history="1">
         <w:r>
           <w:rPr>
             <w:rStyle w:val="Hipervnculo"/>
@@ -3232,7 +3232,7 @@
             <w:noProof/>
             <w:webHidden/>
           </w:rPr>
-          <w:instrText xml:space="preserve"> PAGEREF _Toc241155305 \h </w:instrText>
+          <w:instrText xml:space="preserve"> PAGEREF _Toc241785272 \h </w:instrText>
         </w:r>
         <w:r>
           <w:rPr>
@@ -3252,7 +3252,7 @@
             <w:noProof/>
             <w:webHidden/>
           </w:rPr>
-          <w:t>58</w:t>
+          <w:t>56</w:t>
         </w:r>
         <w:r>
           <w:rPr>
@@ -3277,7 +3277,7 @@
           <w:lang w:eastAsia="es-CO"/>
         </w:rPr>
       </w:pPr>
-      <w:hyperlink w:anchor="_Toc241155306" w:history="1">
+      <w:hyperlink w:anchor="_Toc241785273" w:history="1">
         <w:r>
           <w:rPr>
             <w:rStyle w:val="Hipervnculo"/>
@@ -3304,7 +3304,7 @@
             <w:noProof/>
             <w:webHidden/>
           </w:rPr>
-          <w:instrText xml:space="preserve"> PAGEREF _Toc241155306 \h </w:instrText>
+          <w:instrText xml:space="preserve"> PAGEREF _Toc241785273 \h </w:instrText>
         </w:r>
         <w:r>
           <w:rPr>
@@ -3324,7 +3324,7 @@
             <w:noProof/>
             <w:webHidden/>
           </w:rPr>
-          <w:t>59</w:t>
+          <w:t>57</w:t>
         </w:r>
         <w:r>
           <w:rPr>
@@ -3347,7 +3347,7 @@
         <w:fldChar w:fldCharType="end"/>
       </w:r>
       <w:bookmarkStart w:id="1" w:name="_Toc176443691"/>
-      <w:bookmarkStart w:id="2" w:name="_Toc241155271"/>
+      <w:bookmarkStart w:id="2" w:name="_Toc241785238"/>
       <w:r>
         <w:t>Introducción</w:t>
       </w:r>
@@ -3461,7 +3461,7 @@
       <w:pPr>
         <w:pStyle w:val="Ttulo1"/>
       </w:pPr>
-      <w:bookmarkStart w:id="4" w:name="_Toc241155272"/>
+      <w:bookmarkStart w:id="4" w:name="_Toc241785239"/>
       <w:r>
         <w:lastRenderedPageBreak/>
         <w:t>Fundamentos de lógica y algoritmia</w:t>
@@ -3531,7 +3531,7 @@
       <w:pPr>
         <w:pStyle w:val="Ttulo2"/>
       </w:pPr>
-      <w:bookmarkStart w:id="5" w:name="_Toc241155273"/>
+      <w:bookmarkStart w:id="5" w:name="_Toc241785240"/>
       <w:r>
         <w:lastRenderedPageBreak/>
         <w:t>Concepto de algoritmo</w:t>
@@ -3744,7 +3744,7 @@
       <w:pPr>
         <w:pStyle w:val="Ttulo2"/>
       </w:pPr>
-      <w:bookmarkStart w:id="6" w:name="_Toc241155274"/>
+      <w:bookmarkStart w:id="6" w:name="_Toc241785241"/>
       <w:r>
         <w:t>Pensamiento algorítmico y solución de problemas</w:t>
       </w:r>
@@ -3782,7 +3782,7 @@
       <w:pPr>
         <w:pStyle w:val="Ttulo2"/>
       </w:pPr>
-      <w:bookmarkStart w:id="7" w:name="_Toc241155275"/>
+      <w:bookmarkStart w:id="7" w:name="_Toc241785242"/>
       <w:r>
         <w:t>Análisis del problema</w:t>
       </w:r>
@@ -3982,7 +3982,7 @@
       <w:pPr>
         <w:pStyle w:val="Ttulo2"/>
       </w:pPr>
-      <w:bookmarkStart w:id="8" w:name="_Toc241155276"/>
+      <w:bookmarkStart w:id="8" w:name="_Toc241785243"/>
       <w:r>
         <w:t>Lógica matemática y lógica proposicional</w:t>
       </w:r>
@@ -4073,7 +4073,15 @@
     </w:p>
     <w:p>
       <w:r>
-        <w:t>Operadores que permiten relacionar dos o más proposiciones para formar expresiones lógicas compuestas. Incluyen la conjunción (y), disyunción (o), negación (no), implicación (si… entonces) y equivalencia (si y solo si), y son fundamentales para modelar condiciones complejas.</w:t>
+        <w:t xml:space="preserve">Operadores que permiten relacionar dos o más proposiciones para formar expresiones lógicas compuestas. Incluyen la conjunción (y), disyunción (o), negación (no), implicación (si… entonces) y equivalencia (si y solo </w:t>
+      </w:r>
+      <w:proofErr w:type="spellStart"/>
+      <w:r>
+        <w:t>si</w:t>
+      </w:r>
+      <w:proofErr w:type="spellEnd"/>
+      <w:r>
+        <w:t>), y son fundamentales para modelar condiciones complejas.</w:t>
       </w:r>
     </w:p>
     <w:p>
@@ -4156,7 +4164,7 @@
       <w:pPr>
         <w:pStyle w:val="Ttulo2"/>
       </w:pPr>
-      <w:bookmarkStart w:id="9" w:name="_Toc241155277"/>
+      <w:bookmarkStart w:id="9" w:name="_Toc241785244"/>
       <w:r>
         <w:t>Tipos de algoritmos</w:t>
       </w:r>
@@ -4484,7 +4492,7 @@
       <w:pPr>
         <w:pStyle w:val="Ttulo1"/>
       </w:pPr>
-      <w:bookmarkStart w:id="10" w:name="_Toc241155278"/>
+      <w:bookmarkStart w:id="10" w:name="_Toc241785245"/>
       <w:r>
         <w:lastRenderedPageBreak/>
         <w:t>Metodologías para el diseño de algoritmos</w:t>
@@ -4540,21 +4548,25 @@
       <w:bookmarkStart w:id="13" w:name="_Toc238127745"/>
       <w:bookmarkStart w:id="14" w:name="_Toc240620656"/>
       <w:bookmarkStart w:id="15" w:name="_Toc241155279"/>
+      <w:bookmarkStart w:id="16" w:name="_Toc241785158"/>
+      <w:bookmarkStart w:id="17" w:name="_Toc241785246"/>
       <w:bookmarkEnd w:id="11"/>
       <w:bookmarkEnd w:id="12"/>
       <w:bookmarkEnd w:id="13"/>
       <w:bookmarkEnd w:id="14"/>
       <w:bookmarkEnd w:id="15"/>
+      <w:bookmarkEnd w:id="16"/>
+      <w:bookmarkEnd w:id="17"/>
     </w:p>
     <w:p>
       <w:pPr>
         <w:pStyle w:val="Ttulo2"/>
       </w:pPr>
-      <w:bookmarkStart w:id="16" w:name="_Toc241155280"/>
+      <w:bookmarkStart w:id="18" w:name="_Toc241785247"/>
       <w:r>
         <w:t>Metodologías de análisis y diseño de algoritmos</w:t>
       </w:r>
-      <w:bookmarkEnd w:id="16"/>
+      <w:bookmarkEnd w:id="18"/>
     </w:p>
     <w:p>
       <w:r>
@@ -4906,9 +4918,11 @@
             <w:pPr>
               <w:pStyle w:val="TextoTablas"/>
             </w:pPr>
+            <w:proofErr w:type="spellStart"/>
             <w:r>
               <w:t>Modularización</w:t>
             </w:r>
+            <w:proofErr w:type="spellEnd"/>
           </w:p>
         </w:tc>
         <w:tc>
@@ -4950,11 +4964,11 @@
       <w:pPr>
         <w:pStyle w:val="Ttulo2"/>
       </w:pPr>
-      <w:bookmarkStart w:id="17" w:name="_Toc241155281"/>
+      <w:bookmarkStart w:id="19" w:name="_Toc241785248"/>
       <w:r>
         <w:t>Notación de algoritmos mediante seudocódigo</w:t>
       </w:r>
-      <w:bookmarkEnd w:id="17"/>
+      <w:bookmarkEnd w:id="19"/>
     </w:p>
     <w:p>
       <w:r>
@@ -5125,16 +5139,32 @@
           <w:b/>
         </w:rPr>
       </w:pPr>
-      <w:r>
-        <w:rPr>
-          <w:b/>
-        </w:rPr>
-        <w:t>Indentación y organización</w:t>
-      </w:r>
-    </w:p>
-    <w:p>
-      <w:r>
-        <w:t>Uso adecuado de sangrías, espacios y alineación del texto para representar visualmente la estructura lógica del algoritmo. Una correcta indentación mejora la legibilidad, facilita la comprensión y reduce errores en la interpretación del seudocódigo.</w:t>
+      <w:proofErr w:type="spellStart"/>
+      <w:r>
+        <w:rPr>
+          <w:b/>
+        </w:rPr>
+        <w:t>Indentación</w:t>
+      </w:r>
+      <w:proofErr w:type="spellEnd"/>
+      <w:r>
+        <w:rPr>
+          <w:b/>
+        </w:rPr>
+        <w:t xml:space="preserve"> y organización</w:t>
+      </w:r>
+    </w:p>
+    <w:p>
+      <w:r>
+        <w:t xml:space="preserve">Uso adecuado de sangrías, espacios y alineación del texto para representar visualmente la estructura lógica del algoritmo. Una correcta </w:t>
+      </w:r>
+      <w:proofErr w:type="spellStart"/>
+      <w:r>
+        <w:t>indentación</w:t>
+      </w:r>
+      <w:proofErr w:type="spellEnd"/>
+      <w:r>
+        <w:t xml:space="preserve"> mejora la legibilidad, facilita la comprensión y reduce errores en la interpretación del seudocódigo.</w:t>
       </w:r>
     </w:p>
     <w:p>
@@ -5147,12 +5177,12 @@
       <w:pPr>
         <w:pStyle w:val="Ttulo2"/>
       </w:pPr>
-      <w:bookmarkStart w:id="18" w:name="_Toc241155282"/>
+      <w:bookmarkStart w:id="20" w:name="_Toc241785249"/>
       <w:r>
         <w:lastRenderedPageBreak/>
         <w:t>Representación de algoritmos con diagramas de flujo</w:t>
       </w:r>
-      <w:bookmarkEnd w:id="18"/>
+      <w:bookmarkEnd w:id="20"/>
     </w:p>
     <w:p>
       <w:r>
@@ -5476,11 +5506,11 @@
       <w:pPr>
         <w:pStyle w:val="Ttulo2"/>
       </w:pPr>
-      <w:bookmarkStart w:id="19" w:name="_Toc241155283"/>
+      <w:bookmarkStart w:id="21" w:name="_Toc241785250"/>
       <w:r>
         <w:t>Herramientas para la creación y prueba de algoritmos</w:t>
       </w:r>
-      <w:bookmarkEnd w:id="19"/>
+      <w:bookmarkEnd w:id="21"/>
     </w:p>
     <w:p>
       <w:r>
@@ -5655,6 +5685,12 @@
     <w:p>
       <w:pPr>
         <w:pStyle w:val="Prrafodelista"/>
+        <w:ind w:left="1776" w:firstLine="0"/>
+      </w:pPr>
+    </w:p>
+    <w:p>
+      <w:pPr>
+        <w:pStyle w:val="Prrafodelista"/>
         <w:numPr>
           <w:ilvl w:val="0"/>
           <w:numId w:val="34"/>
@@ -5667,6 +5703,7 @@
         <w:rPr>
           <w:b/>
         </w:rPr>
+        <w:lastRenderedPageBreak/>
         <w:t>Herramientas de apoyo</w:t>
       </w:r>
     </w:p>
@@ -5682,7 +5719,6 @@
         <w:rPr>
           <w:bCs/>
         </w:rPr>
-        <w:lastRenderedPageBreak/>
         <w:t>Plataformas educativas:</w:t>
       </w:r>
       <w:r>
@@ -5735,12 +5771,12 @@
       <w:pPr>
         <w:pStyle w:val="Ttulo1"/>
       </w:pPr>
-      <w:bookmarkStart w:id="20" w:name="_Toc241155284"/>
+      <w:bookmarkStart w:id="22" w:name="_Toc241785251"/>
       <w:r>
         <w:lastRenderedPageBreak/>
         <w:t>Elementos básicos de la programación</w:t>
       </w:r>
-      <w:bookmarkEnd w:id="20"/>
+      <w:bookmarkEnd w:id="22"/>
     </w:p>
     <w:p>
       <w:r>
@@ -5922,26 +5958,30 @@
           <w:lang w:eastAsia="es-CO"/>
         </w:rPr>
       </w:pPr>
-      <w:bookmarkStart w:id="21" w:name="_Toc228289679"/>
-      <w:bookmarkStart w:id="22" w:name="_Toc235622941"/>
-      <w:bookmarkStart w:id="23" w:name="_Toc238127751"/>
-      <w:bookmarkStart w:id="24" w:name="_Toc240620662"/>
-      <w:bookmarkStart w:id="25" w:name="_Toc241155285"/>
-      <w:bookmarkEnd w:id="21"/>
-      <w:bookmarkEnd w:id="22"/>
+      <w:bookmarkStart w:id="23" w:name="_Toc228289679"/>
+      <w:bookmarkStart w:id="24" w:name="_Toc235622941"/>
+      <w:bookmarkStart w:id="25" w:name="_Toc238127751"/>
+      <w:bookmarkStart w:id="26" w:name="_Toc240620662"/>
+      <w:bookmarkStart w:id="27" w:name="_Toc241155285"/>
+      <w:bookmarkStart w:id="28" w:name="_Toc241785164"/>
+      <w:bookmarkStart w:id="29" w:name="_Toc241785252"/>
       <w:bookmarkEnd w:id="23"/>
       <w:bookmarkEnd w:id="24"/>
       <w:bookmarkEnd w:id="25"/>
+      <w:bookmarkEnd w:id="26"/>
+      <w:bookmarkEnd w:id="27"/>
+      <w:bookmarkEnd w:id="28"/>
+      <w:bookmarkEnd w:id="29"/>
     </w:p>
     <w:p>
       <w:pPr>
         <w:pStyle w:val="Ttulo2"/>
       </w:pPr>
-      <w:bookmarkStart w:id="26" w:name="_Toc241155286"/>
+      <w:bookmarkStart w:id="30" w:name="_Toc241785253"/>
       <w:r>
         <w:t>Identificadores y palabras reservadas</w:t>
       </w:r>
-      <w:bookmarkEnd w:id="26"/>
+      <w:bookmarkEnd w:id="30"/>
     </w:p>
     <w:p>
       <w:r>
@@ -6113,11 +6153,11 @@
       <w:pPr>
         <w:pStyle w:val="Ttulo2"/>
       </w:pPr>
-      <w:bookmarkStart w:id="27" w:name="_Toc241155287"/>
+      <w:bookmarkStart w:id="31" w:name="_Toc241785254"/>
       <w:r>
         <w:t>Variables, constantes, contadores y acumuladores</w:t>
       </w:r>
-      <w:bookmarkEnd w:id="27"/>
+      <w:bookmarkEnd w:id="31"/>
     </w:p>
     <w:p>
       <w:r>
@@ -6386,11 +6426,11 @@
       <w:pPr>
         <w:pStyle w:val="Ttulo2"/>
       </w:pPr>
-      <w:bookmarkStart w:id="28" w:name="_Toc241155288"/>
+      <w:bookmarkStart w:id="32" w:name="_Toc241785255"/>
       <w:r>
         <w:t>Tipos de datos (enteros, reales, booleanos)</w:t>
       </w:r>
-      <w:bookmarkEnd w:id="28"/>
+      <w:bookmarkEnd w:id="32"/>
     </w:p>
     <w:p>
       <w:r>
@@ -7126,12 +7166,28 @@
           </w:tcPr>
           <w:p>
             <w:r>
-              <w:t>El algoritmo comienza en la instrucción Inicio, donde se preparan los elementos necesarios para su ejecución. Primero, se define la variable edad como un dato entero, luego la variable salario como un dato real y finalmente esActivo como un dato booleano.</w:t>
+              <w:t xml:space="preserve">El algoritmo comienza en la instrucción Inicio, donde se preparan los elementos necesarios para su ejecución. Primero, se define la variable edad como un dato entero, luego la variable salario como un dato real y finalmente </w:t>
+            </w:r>
+            <w:proofErr w:type="spellStart"/>
+            <w:r>
+              <w:t>esActivo</w:t>
+            </w:r>
+            <w:proofErr w:type="spellEnd"/>
+            <w:r>
+              <w:t xml:space="preserve"> como un dato booleano.</w:t>
             </w:r>
           </w:p>
           <w:p>
             <w:r>
-              <w:t>A continuación, se asignan los valores correspondientes: edad toma el valor 25, salario recibe el valor 150.000 y esActivo se establece como verdadero.</w:t>
+              <w:t xml:space="preserve">A continuación, se asignan los valores correspondientes: edad toma el valor 25, salario recibe el valor 150.000 y </w:t>
+            </w:r>
+            <w:proofErr w:type="spellStart"/>
+            <w:r>
+              <w:t>esActivo</w:t>
+            </w:r>
+            <w:proofErr w:type="spellEnd"/>
+            <w:r>
+              <w:t xml:space="preserve"> se establece como verdadero.</w:t>
             </w:r>
           </w:p>
           <w:p>
@@ -7152,11 +7208,11 @@
       <w:pPr>
         <w:pStyle w:val="Ttulo2"/>
       </w:pPr>
-      <w:bookmarkStart w:id="29" w:name="_Toc241155289"/>
+      <w:bookmarkStart w:id="33" w:name="_Toc241785256"/>
       <w:r>
         <w:t>Operadores y jerarquía de operadores</w:t>
       </w:r>
-      <w:bookmarkEnd w:id="29"/>
+      <w:bookmarkEnd w:id="33"/>
     </w:p>
     <w:p>
       <w:r>
@@ -7174,7 +7230,6 @@
         <w:t>La siguiente es una explicación puntual de tipos de operadores:</w:t>
       </w:r>
     </w:p>
-    <w:p/>
     <w:p>
       <w:pPr>
         <w:pStyle w:val="Prrafodelista"/>
@@ -7218,7 +7273,15 @@
     </w:p>
     <w:p>
       <w:r>
-        <w:t>Permiten combinar y relacionar condiciones dentro de un algoritmo mediante expresiones como y, o y no, facilitando la evaluación de múltiples criterios y la toma de decisiones complejas en estructuras condicionales y repetitivas.</w:t>
+        <w:t xml:space="preserve">Permiten combinar y relacionar condiciones dentro de un algoritmo mediante expresiones como </w:t>
+      </w:r>
+      <w:proofErr w:type="spellStart"/>
+      <w:r>
+        <w:t>y</w:t>
+      </w:r>
+      <w:proofErr w:type="spellEnd"/>
+      <w:r>
+        <w:t>, o y no, facilitando la evaluación de múltiples criterios y la toma de decisiones complejas en estructuras condicionales y repetitivas.</w:t>
       </w:r>
     </w:p>
     <w:p>
@@ -7228,29 +7291,19 @@
     </w:p>
     <w:p>
       <w:r>
-        <w:lastRenderedPageBreak/>
         <w:t>El dominio de los operadores y su jerarquía permite construir expresiones claras, coherentes y libres de ambigüedades, facilitando el control del flujo lógico dentro de los programas y garantizando la correcta ejecución de las soluciones desarrolladas.</w:t>
       </w:r>
     </w:p>
     <w:p>
       <w:pPr>
-        <w:spacing w:before="0" w:after="0" w:line="240" w:lineRule="auto"/>
-        <w:ind w:firstLine="0"/>
-      </w:pPr>
-      <w:r>
-        <w:br w:type="page"/>
-      </w:r>
-    </w:p>
-    <w:p>
-      <w:pPr>
         <w:pStyle w:val="Ttulo1"/>
       </w:pPr>
-      <w:bookmarkStart w:id="30" w:name="_Toc241155290"/>
+      <w:bookmarkStart w:id="34" w:name="_Toc241785257"/>
       <w:r>
         <w:lastRenderedPageBreak/>
         <w:t>Estructuras de control y estructuras de datos</w:t>
       </w:r>
-      <w:bookmarkEnd w:id="30"/>
+      <w:bookmarkEnd w:id="34"/>
     </w:p>
     <w:p>
       <w:r>
@@ -7350,26 +7403,30 @@
           <w:lang w:eastAsia="es-CO"/>
         </w:rPr>
       </w:pPr>
-      <w:bookmarkStart w:id="31" w:name="_Toc228289685"/>
-      <w:bookmarkStart w:id="32" w:name="_Toc235622947"/>
-      <w:bookmarkStart w:id="33" w:name="_Toc238127757"/>
-      <w:bookmarkStart w:id="34" w:name="_Toc240620668"/>
-      <w:bookmarkStart w:id="35" w:name="_Toc241155291"/>
-      <w:bookmarkEnd w:id="31"/>
-      <w:bookmarkEnd w:id="32"/>
-      <w:bookmarkEnd w:id="33"/>
-      <w:bookmarkEnd w:id="34"/>
+      <w:bookmarkStart w:id="35" w:name="_Toc228289685"/>
+      <w:bookmarkStart w:id="36" w:name="_Toc235622947"/>
+      <w:bookmarkStart w:id="37" w:name="_Toc238127757"/>
+      <w:bookmarkStart w:id="38" w:name="_Toc240620668"/>
+      <w:bookmarkStart w:id="39" w:name="_Toc241155291"/>
+      <w:bookmarkStart w:id="40" w:name="_Toc241785170"/>
+      <w:bookmarkStart w:id="41" w:name="_Toc241785258"/>
       <w:bookmarkEnd w:id="35"/>
+      <w:bookmarkEnd w:id="36"/>
+      <w:bookmarkEnd w:id="37"/>
+      <w:bookmarkEnd w:id="38"/>
+      <w:bookmarkEnd w:id="39"/>
+      <w:bookmarkEnd w:id="40"/>
+      <w:bookmarkEnd w:id="41"/>
     </w:p>
     <w:p>
       <w:pPr>
         <w:pStyle w:val="Ttulo2"/>
       </w:pPr>
-      <w:bookmarkStart w:id="36" w:name="_Toc241155292"/>
+      <w:bookmarkStart w:id="42" w:name="_Toc241785259"/>
       <w:r>
         <w:t>Estructura secuencial</w:t>
       </w:r>
-      <w:bookmarkEnd w:id="36"/>
+      <w:bookmarkEnd w:id="42"/>
     </w:p>
     <w:p>
       <w:r>
@@ -7468,11 +7525,11 @@
       <w:pPr>
         <w:pStyle w:val="Ttulo2"/>
       </w:pPr>
-      <w:bookmarkStart w:id="37" w:name="_Toc241155293"/>
+      <w:bookmarkStart w:id="43" w:name="_Toc241785260"/>
       <w:r>
         <w:t>Estructuras condicionales</w:t>
       </w:r>
-      <w:bookmarkEnd w:id="37"/>
+      <w:bookmarkEnd w:id="43"/>
     </w:p>
     <w:p>
       <w:r>
@@ -7569,7 +7626,7 @@
       <w:pPr>
         <w:pStyle w:val="Ttulo2"/>
       </w:pPr>
-      <w:bookmarkStart w:id="38" w:name="_Toc241155294"/>
+      <w:bookmarkStart w:id="44" w:name="_Toc241785261"/>
       <w:r>
         <w:t>Estructuras de iteración o repetitivas (</w:t>
       </w:r>
@@ -7579,7 +7636,7 @@
         </w:rPr>
         <w:t>for, while)</w:t>
       </w:r>
-      <w:bookmarkEnd w:id="38"/>
+      <w:bookmarkEnd w:id="44"/>
     </w:p>
     <w:p>
       <w:r>
@@ -7693,7 +7750,11 @@
         <w:t>Implica la modificación de contadores o variables de control utilizadas para gestionar la repetición. Esta actualización permite ajustar la condición del ciclo y preparar la siguiente iteración.</w:t>
       </w:r>
     </w:p>
-    <w:p/>
+    <w:p>
+      <w:pPr>
+        <w:ind w:firstLine="0"/>
+      </w:pPr>
+    </w:p>
     <w:p/>
     <w:p>
       <w:pPr>
@@ -7729,11 +7790,11 @@
       <w:pPr>
         <w:pStyle w:val="Ttulo2"/>
       </w:pPr>
-      <w:bookmarkStart w:id="39" w:name="_Toc241155295"/>
+      <w:bookmarkStart w:id="45" w:name="_Toc241785262"/>
       <w:r>
         <w:t>Estructuras de datos básicas: vectores y matrices</w:t>
       </w:r>
-      <w:bookmarkEnd w:id="39"/>
+      <w:bookmarkEnd w:id="45"/>
     </w:p>
     <w:p>
       <w:r>
@@ -7972,12 +8033,12 @@
       <w:pPr>
         <w:pStyle w:val="Ttulo1"/>
       </w:pPr>
-      <w:bookmarkStart w:id="40" w:name="_Toc241155296"/>
+      <w:bookmarkStart w:id="46" w:name="_Toc241785263"/>
       <w:r>
         <w:lastRenderedPageBreak/>
         <w:t>Programación modular y pruebas de algoritmos</w:t>
       </w:r>
-      <w:bookmarkEnd w:id="40"/>
+      <w:bookmarkEnd w:id="46"/>
     </w:p>
     <w:p>
       <w:r>
@@ -8149,26 +8210,30 @@
           <w:lang w:eastAsia="es-CO"/>
         </w:rPr>
       </w:pPr>
-      <w:bookmarkStart w:id="41" w:name="_Toc228289691"/>
-      <w:bookmarkStart w:id="42" w:name="_Toc235622953"/>
-      <w:bookmarkStart w:id="43" w:name="_Toc238127763"/>
-      <w:bookmarkStart w:id="44" w:name="_Toc240620674"/>
-      <w:bookmarkStart w:id="45" w:name="_Toc241155297"/>
-      <w:bookmarkEnd w:id="41"/>
-      <w:bookmarkEnd w:id="42"/>
-      <w:bookmarkEnd w:id="43"/>
-      <w:bookmarkEnd w:id="44"/>
-      <w:bookmarkEnd w:id="45"/>
+      <w:bookmarkStart w:id="47" w:name="_Toc228289691"/>
+      <w:bookmarkStart w:id="48" w:name="_Toc235622953"/>
+      <w:bookmarkStart w:id="49" w:name="_Toc238127763"/>
+      <w:bookmarkStart w:id="50" w:name="_Toc240620674"/>
+      <w:bookmarkStart w:id="51" w:name="_Toc241155297"/>
+      <w:bookmarkStart w:id="52" w:name="_Toc241785176"/>
+      <w:bookmarkStart w:id="53" w:name="_Toc241785264"/>
+      <w:bookmarkEnd w:id="47"/>
+      <w:bookmarkEnd w:id="48"/>
+      <w:bookmarkEnd w:id="49"/>
+      <w:bookmarkEnd w:id="50"/>
+      <w:bookmarkEnd w:id="51"/>
+      <w:bookmarkEnd w:id="52"/>
+      <w:bookmarkEnd w:id="53"/>
     </w:p>
     <w:p>
       <w:pPr>
         <w:pStyle w:val="Ttulo2"/>
       </w:pPr>
-      <w:bookmarkStart w:id="46" w:name="_Toc241155298"/>
+      <w:bookmarkStart w:id="54" w:name="_Toc241785265"/>
       <w:r>
         <w:t>Concepto de programación modular</w:t>
       </w:r>
-      <w:bookmarkEnd w:id="46"/>
+      <w:bookmarkEnd w:id="54"/>
     </w:p>
     <w:p>
       <w:r>
@@ -8177,7 +8242,15 @@
     </w:p>
     <w:p>
       <w:r>
-        <w:t>A través de la modularización, se busca dividir una solución en componentes funcionales que puedan desarrollarse, analizarse y probarse de forma individual, promoviendo la reutilización y el mantenimiento del código. Este enfoque no solo optimiza el proceso de desarrollo, sino que también favorece la escalabilidad de las soluciones.</w:t>
+        <w:t xml:space="preserve">A través de la </w:t>
+      </w:r>
+      <w:proofErr w:type="spellStart"/>
+      <w:r>
+        <w:t>modularización</w:t>
+      </w:r>
+      <w:proofErr w:type="spellEnd"/>
+      <w:r>
+        <w:t>, se busca dividir una solución en componentes funcionales que puedan desarrollarse, analizarse y probarse de forma individual, promoviendo la reutilización y el mantenimiento del código. Este enfoque no solo optimiza el proceso de desarrollo, sino que también favorece la escalabilidad de las soluciones.</w:t>
       </w:r>
     </w:p>
     <w:p>
@@ -8485,11 +8558,11 @@
       <w:pPr>
         <w:pStyle w:val="Ttulo2"/>
       </w:pPr>
-      <w:bookmarkStart w:id="47" w:name="_Toc241155299"/>
+      <w:bookmarkStart w:id="55" w:name="_Toc241785266"/>
       <w:r>
         <w:t>Características de los módulos según funcionalidad</w:t>
       </w:r>
-      <w:bookmarkEnd w:id="47"/>
+      <w:bookmarkEnd w:id="55"/>
     </w:p>
     <w:p>
       <w:r>
@@ -8572,7 +8645,10 @@
     </w:p>
     <w:p>
       <w:r>
-        <w:t>El proceso para definir las características funcionales de los módulos es el siguiente:</w:t>
+        <w:t>El proceso para definir las características funcionales de los módulos</w:t>
+      </w:r>
+      <w:r>
+        <w:t xml:space="preserve"> comprende las siguientes etapas:</w:t>
       </w:r>
     </w:p>
     <w:p>
@@ -8729,11 +8805,11 @@
       <w:pPr>
         <w:pStyle w:val="Ttulo2"/>
       </w:pPr>
-      <w:bookmarkStart w:id="48" w:name="_Toc241155300"/>
+      <w:bookmarkStart w:id="56" w:name="_Toc241785267"/>
       <w:r>
         <w:t>Errores comunes en algoritmos</w:t>
       </w:r>
-      <w:bookmarkEnd w:id="48"/>
+      <w:bookmarkEnd w:id="56"/>
     </w:p>
     <w:p>
       <w:r>
@@ -9067,7 +9143,16 @@
     <w:p>
       <w:r>
         <w:lastRenderedPageBreak/>
-        <w:t>A continuación, se presenta un análisis sobre los errores más comunes que pueden surgir durante el diseño y desarrollo de algoritmos. Comprender sus causas y consecuencias resulta fundamental para mejorar la lógica de programación y la calidad del software. Asimismo, se proponen estrategias prácticas que contribuyen a prevenir fallos, optimizar el proceso de desarrollo y garantizar resultados correctos y confiables:</w:t>
+        <w:t xml:space="preserve">A continuación, se presenta un análisis sobre los errores más comunes que pueden surgir durante el diseño y desarrollo de algoritmos. Comprender sus causas y consecuencias resulta fundamental para mejorar la lógica de programación y la calidad del </w:t>
+      </w:r>
+      <w:r>
+        <w:rPr>
+          <w:rStyle w:val="Extranjerismo"/>
+        </w:rPr>
+        <w:t>software</w:t>
+      </w:r>
+      <w:r>
+        <w:t>. Asimismo, se proponen estrategias prácticas que contribuyen a prevenir fallos, optimizar el proceso de desarrollo y garantizar resultados correctos y confiables:</w:t>
       </w:r>
     </w:p>
     <w:p>
@@ -9498,11 +9583,11 @@
       <w:pPr>
         <w:pStyle w:val="Ttulo2"/>
       </w:pPr>
-      <w:bookmarkStart w:id="49" w:name="_Toc241155301"/>
+      <w:bookmarkStart w:id="57" w:name="_Toc241785268"/>
       <w:r>
         <w:t>Parámetros de entrada y salida en los módulos</w:t>
       </w:r>
-      <w:bookmarkEnd w:id="49"/>
+      <w:bookmarkEnd w:id="57"/>
     </w:p>
     <w:p>
       <w:r>
@@ -9700,11 +9785,11 @@
       <w:pPr>
         <w:pStyle w:val="Ttulo2"/>
       </w:pPr>
-      <w:bookmarkStart w:id="50" w:name="_Toc241155302"/>
+      <w:bookmarkStart w:id="58" w:name="_Toc241785269"/>
       <w:r>
         <w:t>Pruebas de escritorio o trazas de algoritmos</w:t>
       </w:r>
-      <w:bookmarkEnd w:id="50"/>
+      <w:bookmarkEnd w:id="58"/>
     </w:p>
     <w:p>
       <w:r>
@@ -9831,12 +9916,12 @@
       <w:pPr>
         <w:pStyle w:val="Titulosgenerales"/>
       </w:pPr>
-      <w:bookmarkStart w:id="51" w:name="_Toc241155303"/>
+      <w:bookmarkStart w:id="59" w:name="_Toc241785270"/>
       <w:r>
         <w:lastRenderedPageBreak/>
         <w:t>Síntesis</w:t>
       </w:r>
-      <w:bookmarkEnd w:id="51"/>
+      <w:bookmarkEnd w:id="59"/>
     </w:p>
     <w:p>
       <w:pPr>
@@ -9919,14 +10004,14 @@
       <w:pPr>
         <w:pStyle w:val="Titulosgenerales"/>
       </w:pPr>
-      <w:bookmarkStart w:id="52" w:name="_Toc176443725"/>
-      <w:bookmarkStart w:id="53" w:name="_Toc241155304"/>
+      <w:bookmarkStart w:id="60" w:name="_Toc176443725"/>
+      <w:bookmarkStart w:id="61" w:name="_Toc241785271"/>
       <w:r>
         <w:lastRenderedPageBreak/>
         <w:t>Glosario</w:t>
       </w:r>
-      <w:bookmarkEnd w:id="52"/>
-      <w:bookmarkEnd w:id="53"/>
+      <w:bookmarkEnd w:id="60"/>
+      <w:bookmarkEnd w:id="61"/>
     </w:p>
     <w:p>
       <w:pPr>
@@ -10143,8 +10228,8 @@
           <w:lang w:val="es-MX"/>
         </w:rPr>
       </w:pPr>
-      <w:bookmarkStart w:id="54" w:name="_Toc176443726"/>
-      <w:bookmarkStart w:id="55" w:name="_Toc241155305"/>
+      <w:bookmarkStart w:id="62" w:name="_Toc176443726"/>
+      <w:bookmarkStart w:id="63" w:name="_Toc241785272"/>
       <w:r>
         <w:rPr>
           <w:lang w:val="es-MX"/>
@@ -10152,8 +10237,8 @@
         <w:lastRenderedPageBreak/>
         <w:t>Referencias bibliográficas</w:t>
       </w:r>
-      <w:bookmarkEnd w:id="54"/>
-      <w:bookmarkEnd w:id="55"/>
+      <w:bookmarkEnd w:id="62"/>
+      <w:bookmarkEnd w:id="63"/>
     </w:p>
     <w:p>
       <w:pPr>
@@ -10165,149 +10250,473 @@
         <w:rPr>
           <w:lang w:val="es-MX" w:eastAsia="es-CO"/>
         </w:rPr>
-        <w:t xml:space="preserve">Aho, A. V., Lam, M. S., Sethi, R. &amp; Ullman, J. D. (2006). </w:t>
-      </w:r>
+        <w:t xml:space="preserve">Aho, A. V., Lam, M. S., </w:t>
+      </w:r>
+      <w:proofErr w:type="spellStart"/>
+      <w:r>
+        <w:rPr>
+          <w:lang w:val="es-MX" w:eastAsia="es-CO"/>
+        </w:rPr>
+        <w:t>Sethi</w:t>
+      </w:r>
+      <w:proofErr w:type="spellEnd"/>
+      <w:r>
+        <w:rPr>
+          <w:lang w:val="es-MX" w:eastAsia="es-CO"/>
+        </w:rPr>
+        <w:t xml:space="preserve">, R. &amp; Ullman, J. D. (2006). </w:t>
+      </w:r>
+      <w:proofErr w:type="spellStart"/>
       <w:r>
         <w:rPr>
           <w:i/>
           <w:iCs/>
           <w:lang w:val="es-MX" w:eastAsia="es-CO"/>
         </w:rPr>
-        <w:t>Compilers: Principles, Techniques, and Tools (2nd ed.)</w:t>
-      </w:r>
-      <w:r>
-        <w:rPr>
-          <w:lang w:val="es-MX" w:eastAsia="es-CO"/>
-        </w:rPr>
-        <w:t>. Pearson.</w:t>
-      </w:r>
-    </w:p>
-    <w:p>
-      <w:pPr>
-        <w:rPr>
-          <w:lang w:val="es-MX" w:eastAsia="es-CO"/>
-        </w:rPr>
-      </w:pPr>
-      <w:r>
-        <w:rPr>
-          <w:lang w:val="es-MX" w:eastAsia="es-CO"/>
-        </w:rPr>
-        <w:t>Cormen, T. H., Leiserson, C. E., Rivest, R. L. &amp; Stein, C. (2022</w:t>
-      </w:r>
+        <w:t>Compilers</w:t>
+      </w:r>
+      <w:proofErr w:type="spellEnd"/>
       <w:r>
         <w:rPr>
           <w:i/>
           <w:iCs/>
           <w:lang w:val="es-MX" w:eastAsia="es-CO"/>
         </w:rPr>
-        <w:t xml:space="preserve">). Introduction to Algorithms </w:t>
-      </w:r>
-      <w:r>
-        <w:rPr>
-          <w:lang w:val="es-MX" w:eastAsia="es-CO"/>
-        </w:rPr>
-        <w:t>(4th ed.). MIT Press.</w:t>
-      </w:r>
-    </w:p>
-    <w:p>
-      <w:pPr>
-        <w:rPr>
-          <w:lang w:val="es-MX" w:eastAsia="es-CO"/>
-        </w:rPr>
-      </w:pPr>
-      <w:r>
-        <w:rPr>
-          <w:lang w:val="es-MX" w:eastAsia="es-CO"/>
-        </w:rPr>
-        <w:t xml:space="preserve">Deitel, P. &amp; Deitel, H. (2017). </w:t>
-      </w:r>
+        <w:t xml:space="preserve">: </w:t>
+      </w:r>
+      <w:proofErr w:type="spellStart"/>
       <w:r>
         <w:rPr>
           <w:i/>
           <w:iCs/>
           <w:lang w:val="es-MX" w:eastAsia="es-CO"/>
         </w:rPr>
-        <w:t>C How to Program</w:t>
-      </w:r>
-      <w:r>
-        <w:rPr>
-          <w:lang w:val="es-MX" w:eastAsia="es-CO"/>
-        </w:rPr>
-        <w:t xml:space="preserve"> (8th ed.). Pearson.</w:t>
-      </w:r>
-    </w:p>
-    <w:p>
-      <w:pPr>
-        <w:rPr>
-          <w:lang w:val="es-MX" w:eastAsia="es-CO"/>
-        </w:rPr>
-      </w:pPr>
-      <w:r>
-        <w:rPr>
-          <w:lang w:val="es-MX" w:eastAsia="es-CO"/>
-        </w:rPr>
-        <w:t xml:space="preserve">Joyanes Aguilar, L. (2013). </w:t>
-      </w:r>
+        <w:t>Principles</w:t>
+      </w:r>
+      <w:proofErr w:type="spellEnd"/>
       <w:r>
         <w:rPr>
           <w:i/>
           <w:iCs/>
           <w:lang w:val="es-MX" w:eastAsia="es-CO"/>
         </w:rPr>
-        <w:t>Fundamentos de programación: algoritmos, estructura de datos y objetos</w:t>
-      </w:r>
-      <w:r>
-        <w:rPr>
-          <w:lang w:val="es-MX" w:eastAsia="es-CO"/>
-        </w:rPr>
-        <w:t xml:space="preserve"> (5ª ed.). McGraw-Hill.</w:t>
-      </w:r>
-    </w:p>
-    <w:p>
-      <w:pPr>
-        <w:rPr>
-          <w:lang w:val="es-MX" w:eastAsia="es-CO"/>
-        </w:rPr>
-      </w:pPr>
-      <w:r>
-        <w:rPr>
-          <w:lang w:val="es-MX" w:eastAsia="es-CO"/>
-        </w:rPr>
-        <w:t xml:space="preserve">Knuth, D. E. (1997). </w:t>
-      </w:r>
+        <w:t xml:space="preserve">, </w:t>
+      </w:r>
+      <w:proofErr w:type="spellStart"/>
       <w:r>
         <w:rPr>
           <w:i/>
           <w:iCs/>
           <w:lang w:val="es-MX" w:eastAsia="es-CO"/>
         </w:rPr>
-        <w:t>The Art of Computer Programming, Volume 1: Fundamental Algorithms</w:t>
-      </w:r>
-      <w:r>
-        <w:rPr>
-          <w:lang w:val="es-MX" w:eastAsia="es-CO"/>
-        </w:rPr>
-        <w:t xml:space="preserve"> (3rd ed.). Addison-Wesley.</w:t>
-      </w:r>
-    </w:p>
-    <w:p>
-      <w:pPr>
-        <w:rPr>
-          <w:lang w:val="es-MX" w:eastAsia="es-CO"/>
-        </w:rPr>
-      </w:pPr>
-      <w:r>
-        <w:rPr>
-          <w:lang w:val="es-MX" w:eastAsia="es-CO"/>
-        </w:rPr>
-        <w:t xml:space="preserve">Pressman, R. S., &amp; Maxim, B. R. (2020). </w:t>
-      </w:r>
+        <w:t>Techniques</w:t>
+      </w:r>
+      <w:proofErr w:type="spellEnd"/>
       <w:r>
         <w:rPr>
           <w:i/>
           <w:iCs/>
           <w:lang w:val="es-MX" w:eastAsia="es-CO"/>
         </w:rPr>
+        <w:t>, and Tools (2nd ed.)</w:t>
+      </w:r>
+      <w:r>
+        <w:rPr>
+          <w:lang w:val="es-MX" w:eastAsia="es-CO"/>
+        </w:rPr>
+        <w:t>. Pearson.</w:t>
+      </w:r>
+    </w:p>
+    <w:p>
+      <w:pPr>
+        <w:rPr>
+          <w:lang w:val="es-MX" w:eastAsia="es-CO"/>
+        </w:rPr>
+      </w:pPr>
+      <w:proofErr w:type="spellStart"/>
+      <w:r>
+        <w:rPr>
+          <w:lang w:val="es-MX" w:eastAsia="es-CO"/>
+        </w:rPr>
+        <w:t>Cormen</w:t>
+      </w:r>
+      <w:proofErr w:type="spellEnd"/>
+      <w:r>
+        <w:rPr>
+          <w:lang w:val="es-MX" w:eastAsia="es-CO"/>
+        </w:rPr>
+        <w:t xml:space="preserve">, T. H., </w:t>
+      </w:r>
+      <w:proofErr w:type="spellStart"/>
+      <w:r>
+        <w:rPr>
+          <w:lang w:val="es-MX" w:eastAsia="es-CO"/>
+        </w:rPr>
+        <w:t>Leiserson</w:t>
+      </w:r>
+      <w:proofErr w:type="spellEnd"/>
+      <w:r>
+        <w:rPr>
+          <w:lang w:val="es-MX" w:eastAsia="es-CO"/>
+        </w:rPr>
+        <w:t>, C. E., Rivest, R. L. &amp; Stein, C. (2022</w:t>
+      </w:r>
+      <w:r>
+        <w:rPr>
+          <w:i/>
+          <w:iCs/>
+          <w:lang w:val="es-MX" w:eastAsia="es-CO"/>
+        </w:rPr>
+        <w:t xml:space="preserve">). </w:t>
+      </w:r>
+      <w:proofErr w:type="spellStart"/>
+      <w:r>
+        <w:rPr>
+          <w:i/>
+          <w:iCs/>
+          <w:lang w:val="es-MX" w:eastAsia="es-CO"/>
+        </w:rPr>
+        <w:t>Introduction</w:t>
+      </w:r>
+      <w:proofErr w:type="spellEnd"/>
+      <w:r>
+        <w:rPr>
+          <w:i/>
+          <w:iCs/>
+          <w:lang w:val="es-MX" w:eastAsia="es-CO"/>
+        </w:rPr>
+        <w:t xml:space="preserve"> </w:t>
+      </w:r>
+      <w:proofErr w:type="spellStart"/>
+      <w:r>
+        <w:rPr>
+          <w:i/>
+          <w:iCs/>
+          <w:lang w:val="es-MX" w:eastAsia="es-CO"/>
+        </w:rPr>
+        <w:t>to</w:t>
+      </w:r>
+      <w:proofErr w:type="spellEnd"/>
+      <w:r>
+        <w:rPr>
+          <w:i/>
+          <w:iCs/>
+          <w:lang w:val="es-MX" w:eastAsia="es-CO"/>
+        </w:rPr>
+        <w:t xml:space="preserve"> </w:t>
+      </w:r>
+      <w:proofErr w:type="spellStart"/>
+      <w:r>
+        <w:rPr>
+          <w:i/>
+          <w:iCs/>
+          <w:lang w:val="es-MX" w:eastAsia="es-CO"/>
+        </w:rPr>
+        <w:t>Algorithms</w:t>
+      </w:r>
+      <w:proofErr w:type="spellEnd"/>
+      <w:r>
+        <w:rPr>
+          <w:i/>
+          <w:iCs/>
+          <w:lang w:val="es-MX" w:eastAsia="es-CO"/>
+        </w:rPr>
+        <w:t xml:space="preserve"> </w:t>
+      </w:r>
+      <w:r>
+        <w:rPr>
+          <w:lang w:val="es-MX" w:eastAsia="es-CO"/>
+        </w:rPr>
+        <w:t xml:space="preserve">(4th ed.). MIT </w:t>
+      </w:r>
+      <w:proofErr w:type="spellStart"/>
+      <w:r>
+        <w:rPr>
+          <w:lang w:val="es-MX" w:eastAsia="es-CO"/>
+        </w:rPr>
+        <w:t>Press</w:t>
+      </w:r>
+      <w:proofErr w:type="spellEnd"/>
+      <w:r>
+        <w:rPr>
+          <w:lang w:val="es-MX" w:eastAsia="es-CO"/>
+        </w:rPr>
+        <w:t>.</w:t>
+      </w:r>
+    </w:p>
+    <w:p>
+      <w:pPr>
+        <w:rPr>
+          <w:lang w:val="es-MX" w:eastAsia="es-CO"/>
+        </w:rPr>
+      </w:pPr>
+      <w:proofErr w:type="spellStart"/>
+      <w:r>
+        <w:rPr>
+          <w:lang w:val="es-MX" w:eastAsia="es-CO"/>
+        </w:rPr>
+        <w:t>Deitel</w:t>
+      </w:r>
+      <w:proofErr w:type="spellEnd"/>
+      <w:r>
+        <w:rPr>
+          <w:lang w:val="es-MX" w:eastAsia="es-CO"/>
+        </w:rPr>
+        <w:t xml:space="preserve">, P. &amp; </w:t>
+      </w:r>
+      <w:proofErr w:type="spellStart"/>
+      <w:r>
+        <w:rPr>
+          <w:lang w:val="es-MX" w:eastAsia="es-CO"/>
+        </w:rPr>
+        <w:t>Deitel</w:t>
+      </w:r>
+      <w:proofErr w:type="spellEnd"/>
+      <w:r>
+        <w:rPr>
+          <w:lang w:val="es-MX" w:eastAsia="es-CO"/>
+        </w:rPr>
+        <w:t xml:space="preserve">, H. (2017). </w:t>
+      </w:r>
+      <w:r>
+        <w:rPr>
+          <w:i/>
+          <w:iCs/>
+          <w:lang w:val="es-MX" w:eastAsia="es-CO"/>
+        </w:rPr>
+        <w:t xml:space="preserve">C </w:t>
+      </w:r>
+      <w:proofErr w:type="spellStart"/>
+      <w:r>
+        <w:rPr>
+          <w:i/>
+          <w:iCs/>
+          <w:lang w:val="es-MX" w:eastAsia="es-CO"/>
+        </w:rPr>
+        <w:t>How</w:t>
+      </w:r>
+      <w:proofErr w:type="spellEnd"/>
+      <w:r>
+        <w:rPr>
+          <w:i/>
+          <w:iCs/>
+          <w:lang w:val="es-MX" w:eastAsia="es-CO"/>
+        </w:rPr>
+        <w:t xml:space="preserve"> </w:t>
+      </w:r>
+      <w:proofErr w:type="spellStart"/>
+      <w:r>
+        <w:rPr>
+          <w:i/>
+          <w:iCs/>
+          <w:lang w:val="es-MX" w:eastAsia="es-CO"/>
+        </w:rPr>
+        <w:t>to</w:t>
+      </w:r>
+      <w:proofErr w:type="spellEnd"/>
+      <w:r>
+        <w:rPr>
+          <w:i/>
+          <w:iCs/>
+          <w:lang w:val="es-MX" w:eastAsia="es-CO"/>
+        </w:rPr>
+        <w:t xml:space="preserve"> </w:t>
+      </w:r>
+      <w:proofErr w:type="spellStart"/>
+      <w:r>
+        <w:rPr>
+          <w:i/>
+          <w:iCs/>
+          <w:lang w:val="es-MX" w:eastAsia="es-CO"/>
+        </w:rPr>
+        <w:t>Program</w:t>
+      </w:r>
+      <w:proofErr w:type="spellEnd"/>
+      <w:r>
+        <w:rPr>
+          <w:lang w:val="es-MX" w:eastAsia="es-CO"/>
+        </w:rPr>
+        <w:t xml:space="preserve"> (8th ed.). Pearson.</w:t>
+      </w:r>
+    </w:p>
+    <w:p>
+      <w:pPr>
+        <w:rPr>
+          <w:lang w:val="es-MX" w:eastAsia="es-CO"/>
+        </w:rPr>
+      </w:pPr>
+      <w:r>
+        <w:rPr>
+          <w:lang w:val="es-MX" w:eastAsia="es-CO"/>
+        </w:rPr>
+        <w:t xml:space="preserve">Joyanes Aguilar, L. (2013). </w:t>
+      </w:r>
+      <w:r>
+        <w:rPr>
+          <w:i/>
+          <w:iCs/>
+          <w:lang w:val="es-MX" w:eastAsia="es-CO"/>
+        </w:rPr>
+        <w:t>Fundamentos de programación: algoritmos, estructura de datos y objetos</w:t>
+      </w:r>
+      <w:r>
+        <w:rPr>
+          <w:lang w:val="es-MX" w:eastAsia="es-CO"/>
+        </w:rPr>
+        <w:t xml:space="preserve"> (5ª ed.). McGraw-Hill.</w:t>
+      </w:r>
+    </w:p>
+    <w:p>
+      <w:pPr>
+        <w:rPr>
+          <w:lang w:val="es-MX" w:eastAsia="es-CO"/>
+        </w:rPr>
+      </w:pPr>
+      <w:r>
+        <w:rPr>
+          <w:lang w:val="es-MX" w:eastAsia="es-CO"/>
+        </w:rPr>
+        <w:t xml:space="preserve">Knuth, D. E. (1997). </w:t>
+      </w:r>
+      <w:proofErr w:type="spellStart"/>
+      <w:r>
+        <w:rPr>
+          <w:i/>
+          <w:iCs/>
+          <w:lang w:val="es-MX" w:eastAsia="es-CO"/>
+        </w:rPr>
+        <w:t>The</w:t>
+      </w:r>
+      <w:proofErr w:type="spellEnd"/>
+      <w:r>
+        <w:rPr>
+          <w:i/>
+          <w:iCs/>
+          <w:lang w:val="es-MX" w:eastAsia="es-CO"/>
+        </w:rPr>
+        <w:t xml:space="preserve"> Art </w:t>
+      </w:r>
+      <w:proofErr w:type="spellStart"/>
+      <w:r>
+        <w:rPr>
+          <w:i/>
+          <w:iCs/>
+          <w:lang w:val="es-MX" w:eastAsia="es-CO"/>
+        </w:rPr>
+        <w:t>of</w:t>
+      </w:r>
+      <w:proofErr w:type="spellEnd"/>
+      <w:r>
+        <w:rPr>
+          <w:i/>
+          <w:iCs/>
+          <w:lang w:val="es-MX" w:eastAsia="es-CO"/>
+        </w:rPr>
+        <w:t xml:space="preserve"> </w:t>
+      </w:r>
+      <w:proofErr w:type="spellStart"/>
+      <w:r>
+        <w:rPr>
+          <w:i/>
+          <w:iCs/>
+          <w:lang w:val="es-MX" w:eastAsia="es-CO"/>
+        </w:rPr>
+        <w:t>Computer</w:t>
+      </w:r>
+      <w:proofErr w:type="spellEnd"/>
+      <w:r>
+        <w:rPr>
+          <w:i/>
+          <w:iCs/>
+          <w:lang w:val="es-MX" w:eastAsia="es-CO"/>
+        </w:rPr>
+        <w:t xml:space="preserve"> </w:t>
+      </w:r>
+      <w:proofErr w:type="spellStart"/>
+      <w:r>
+        <w:rPr>
+          <w:i/>
+          <w:iCs/>
+          <w:lang w:val="es-MX" w:eastAsia="es-CO"/>
+        </w:rPr>
+        <w:t>Programming</w:t>
+      </w:r>
+      <w:proofErr w:type="spellEnd"/>
+      <w:r>
+        <w:rPr>
+          <w:i/>
+          <w:iCs/>
+          <w:lang w:val="es-MX" w:eastAsia="es-CO"/>
+        </w:rPr>
+        <w:t xml:space="preserve">, </w:t>
+      </w:r>
+      <w:proofErr w:type="spellStart"/>
+      <w:r>
+        <w:rPr>
+          <w:i/>
+          <w:iCs/>
+          <w:lang w:val="es-MX" w:eastAsia="es-CO"/>
+        </w:rPr>
+        <w:t>Volume</w:t>
+      </w:r>
+      <w:proofErr w:type="spellEnd"/>
+      <w:r>
+        <w:rPr>
+          <w:i/>
+          <w:iCs/>
+          <w:lang w:val="es-MX" w:eastAsia="es-CO"/>
+        </w:rPr>
+        <w:t xml:space="preserve"> 1: Fundamental </w:t>
+      </w:r>
+      <w:proofErr w:type="spellStart"/>
+      <w:r>
+        <w:rPr>
+          <w:i/>
+          <w:iCs/>
+          <w:lang w:val="es-MX" w:eastAsia="es-CO"/>
+        </w:rPr>
+        <w:t>Algorithms</w:t>
+      </w:r>
+      <w:proofErr w:type="spellEnd"/>
+      <w:r>
+        <w:rPr>
+          <w:lang w:val="es-MX" w:eastAsia="es-CO"/>
+        </w:rPr>
+        <w:t xml:space="preserve"> (3rd ed.). Addison-Wesley.</w:t>
+      </w:r>
+    </w:p>
+    <w:p>
+      <w:pPr>
+        <w:rPr>
+          <w:lang w:val="es-MX" w:eastAsia="es-CO"/>
+        </w:rPr>
+      </w:pPr>
+      <w:r>
+        <w:rPr>
+          <w:lang w:val="es-MX" w:eastAsia="es-CO"/>
+        </w:rPr>
+        <w:t xml:space="preserve">Pressman, R. S., &amp; </w:t>
+      </w:r>
+      <w:proofErr w:type="spellStart"/>
+      <w:r>
+        <w:rPr>
+          <w:lang w:val="es-MX" w:eastAsia="es-CO"/>
+        </w:rPr>
+        <w:t>Maxim</w:t>
+      </w:r>
+      <w:proofErr w:type="spellEnd"/>
+      <w:r>
+        <w:rPr>
+          <w:lang w:val="es-MX" w:eastAsia="es-CO"/>
+        </w:rPr>
+        <w:t xml:space="preserve">, B. R. (2020). </w:t>
+      </w:r>
+      <w:r>
+        <w:rPr>
+          <w:i/>
+          <w:iCs/>
+          <w:lang w:val="es-MX" w:eastAsia="es-CO"/>
+        </w:rPr>
         <w:t xml:space="preserve">Ingeniería de </w:t>
       </w:r>
       <w:r>
@@ -10351,35 +10760,137 @@
           <w:iCs/>
           <w:lang w:val="es-MX" w:eastAsia="es-CO"/>
         </w:rPr>
-        <w:t>Discrete Mathematics and Its Applications</w:t>
-      </w:r>
-      <w:r>
-        <w:rPr>
-          <w:lang w:val="es-MX" w:eastAsia="es-CO"/>
-        </w:rPr>
-        <w:t xml:space="preserve"> (8th ed.). McGraw-Hill.</w:t>
-      </w:r>
-    </w:p>
-    <w:p>
-      <w:pPr>
-        <w:rPr>
-          <w:lang w:val="es-MX" w:eastAsia="es-CO"/>
-        </w:rPr>
-      </w:pPr>
-      <w:r>
-        <w:rPr>
-          <w:lang w:val="es-MX" w:eastAsia="es-CO"/>
-        </w:rPr>
-        <w:t xml:space="preserve">Sebesta, R. W. (2016). </w:t>
-      </w:r>
+        <w:t xml:space="preserve">Discrete </w:t>
+      </w:r>
+      <w:proofErr w:type="spellStart"/>
       <w:r>
         <w:rPr>
           <w:i/>
           <w:iCs/>
           <w:lang w:val="es-MX" w:eastAsia="es-CO"/>
         </w:rPr>
-        <w:t>Concepts of Programming Languages</w:t>
-      </w:r>
+        <w:t>Mathematics</w:t>
+      </w:r>
+      <w:proofErr w:type="spellEnd"/>
+      <w:r>
+        <w:rPr>
+          <w:i/>
+          <w:iCs/>
+          <w:lang w:val="es-MX" w:eastAsia="es-CO"/>
+        </w:rPr>
+        <w:t xml:space="preserve"> and </w:t>
+      </w:r>
+      <w:proofErr w:type="spellStart"/>
+      <w:r>
+        <w:rPr>
+          <w:i/>
+          <w:iCs/>
+          <w:lang w:val="es-MX" w:eastAsia="es-CO"/>
+        </w:rPr>
+        <w:t>Its</w:t>
+      </w:r>
+      <w:proofErr w:type="spellEnd"/>
+      <w:r>
+        <w:rPr>
+          <w:i/>
+          <w:iCs/>
+          <w:lang w:val="es-MX" w:eastAsia="es-CO"/>
+        </w:rPr>
+        <w:t xml:space="preserve"> </w:t>
+      </w:r>
+      <w:proofErr w:type="spellStart"/>
+      <w:r>
+        <w:rPr>
+          <w:i/>
+          <w:iCs/>
+          <w:lang w:val="es-MX" w:eastAsia="es-CO"/>
+        </w:rPr>
+        <w:t>Applications</w:t>
+      </w:r>
+      <w:proofErr w:type="spellEnd"/>
+      <w:r>
+        <w:rPr>
+          <w:lang w:val="es-MX" w:eastAsia="es-CO"/>
+        </w:rPr>
+        <w:t xml:space="preserve"> (8th ed.). McGraw-Hill.</w:t>
+      </w:r>
+    </w:p>
+    <w:p>
+      <w:pPr>
+        <w:rPr>
+          <w:lang w:val="es-MX" w:eastAsia="es-CO"/>
+        </w:rPr>
+      </w:pPr>
+      <w:r>
+        <w:rPr>
+          <w:lang w:val="es-MX" w:eastAsia="es-CO"/>
+        </w:rPr>
+        <w:t xml:space="preserve">Sebesta, R. W. (2016). </w:t>
+      </w:r>
+      <w:proofErr w:type="spellStart"/>
+      <w:r>
+        <w:rPr>
+          <w:i/>
+          <w:iCs/>
+          <w:lang w:val="es-MX" w:eastAsia="es-CO"/>
+        </w:rPr>
+        <w:t>Concepts</w:t>
+      </w:r>
+      <w:proofErr w:type="spellEnd"/>
+      <w:r>
+        <w:rPr>
+          <w:i/>
+          <w:iCs/>
+          <w:lang w:val="es-MX" w:eastAsia="es-CO"/>
+        </w:rPr>
+        <w:t xml:space="preserve"> </w:t>
+      </w:r>
+      <w:proofErr w:type="spellStart"/>
+      <w:r>
+        <w:rPr>
+          <w:i/>
+          <w:iCs/>
+          <w:lang w:val="es-MX" w:eastAsia="es-CO"/>
+        </w:rPr>
+        <w:t>of</w:t>
+      </w:r>
+      <w:proofErr w:type="spellEnd"/>
+      <w:r>
+        <w:rPr>
+          <w:i/>
+          <w:iCs/>
+          <w:lang w:val="es-MX" w:eastAsia="es-CO"/>
+        </w:rPr>
+        <w:t xml:space="preserve"> </w:t>
+      </w:r>
+      <w:proofErr w:type="spellStart"/>
+      <w:r>
+        <w:rPr>
+          <w:i/>
+          <w:iCs/>
+          <w:lang w:val="es-MX" w:eastAsia="es-CO"/>
+        </w:rPr>
+        <w:t>Programming</w:t>
+      </w:r>
+      <w:proofErr w:type="spellEnd"/>
+      <w:r>
+        <w:rPr>
+          <w:i/>
+          <w:iCs/>
+          <w:lang w:val="es-MX" w:eastAsia="es-CO"/>
+        </w:rPr>
+        <w:t xml:space="preserve"> </w:t>
+      </w:r>
+      <w:proofErr w:type="spellStart"/>
+      <w:r>
+        <w:rPr>
+          <w:i/>
+          <w:iCs/>
+          <w:lang w:val="es-MX" w:eastAsia="es-CO"/>
+        </w:rPr>
+        <w:t>Languages</w:t>
+      </w:r>
+      <w:proofErr w:type="spellEnd"/>
       <w:r>
         <w:rPr>
           <w:lang w:val="es-MX" w:eastAsia="es-CO"/>
@@ -10413,39 +10924,87 @@
           <w:iCs/>
           <w:lang w:val="es-MX" w:eastAsia="es-CO"/>
         </w:rPr>
-        <w:t xml:space="preserve"> Engineering</w:t>
-      </w:r>
-      <w:r>
-        <w:rPr>
-          <w:lang w:val="es-MX" w:eastAsia="es-CO"/>
-        </w:rPr>
-        <w:t xml:space="preserve"> (10th ed.). Pearson.</w:t>
-      </w:r>
-    </w:p>
-    <w:p>
-      <w:pPr>
-        <w:rPr>
-          <w:lang w:val="es-MX" w:eastAsia="es-CO"/>
-        </w:rPr>
-      </w:pPr>
-      <w:r>
-        <w:rPr>
-          <w:lang w:val="es-MX" w:eastAsia="es-CO"/>
-        </w:rPr>
-        <w:t xml:space="preserve">Wirth, N. (1976). </w:t>
-      </w:r>
+        <w:t xml:space="preserve"> </w:t>
+      </w:r>
+      <w:proofErr w:type="spellStart"/>
       <w:r>
         <w:rPr>
           <w:i/>
           <w:iCs/>
           <w:lang w:val="es-MX" w:eastAsia="es-CO"/>
         </w:rPr>
-        <w:t>Algorithms + Data Structures = Programs</w:t>
-      </w:r>
+        <w:t>Engineering</w:t>
+      </w:r>
+      <w:proofErr w:type="spellEnd"/>
       <w:r>
         <w:rPr>
           <w:lang w:val="es-MX" w:eastAsia="es-CO"/>
         </w:rPr>
+        <w:t xml:space="preserve"> (10th ed.). Pearson.</w:t>
+      </w:r>
+    </w:p>
+    <w:p>
+      <w:pPr>
+        <w:rPr>
+          <w:lang w:val="es-MX" w:eastAsia="es-CO"/>
+        </w:rPr>
+      </w:pPr>
+      <w:r>
+        <w:rPr>
+          <w:lang w:val="es-MX" w:eastAsia="es-CO"/>
+        </w:rPr>
+        <w:t xml:space="preserve">Wirth, N. (1976). </w:t>
+      </w:r>
+      <w:proofErr w:type="spellStart"/>
+      <w:r>
+        <w:rPr>
+          <w:i/>
+          <w:iCs/>
+          <w:lang w:val="es-MX" w:eastAsia="es-CO"/>
+        </w:rPr>
+        <w:t>Algorithms</w:t>
+      </w:r>
+      <w:proofErr w:type="spellEnd"/>
+      <w:r>
+        <w:rPr>
+          <w:i/>
+          <w:iCs/>
+          <w:lang w:val="es-MX" w:eastAsia="es-CO"/>
+        </w:rPr>
+        <w:t xml:space="preserve"> + Data </w:t>
+      </w:r>
+      <w:proofErr w:type="spellStart"/>
+      <w:r>
+        <w:rPr>
+          <w:i/>
+          <w:iCs/>
+          <w:lang w:val="es-MX" w:eastAsia="es-CO"/>
+        </w:rPr>
+        <w:t>Structures</w:t>
+      </w:r>
+      <w:proofErr w:type="spellEnd"/>
+      <w:r>
+        <w:rPr>
+          <w:i/>
+          <w:iCs/>
+          <w:lang w:val="es-MX" w:eastAsia="es-CO"/>
+        </w:rPr>
+        <w:t xml:space="preserve"> = </w:t>
+      </w:r>
+      <w:proofErr w:type="spellStart"/>
+      <w:r>
+        <w:rPr>
+          <w:i/>
+          <w:iCs/>
+          <w:lang w:val="es-MX" w:eastAsia="es-CO"/>
+        </w:rPr>
+        <w:t>Programs</w:t>
+      </w:r>
+      <w:proofErr w:type="spellEnd"/>
+      <w:r>
+        <w:rPr>
+          <w:lang w:val="es-MX" w:eastAsia="es-CO"/>
+        </w:rPr>
         <w:t>. Prentice Hall.</w:t>
       </w:r>
     </w:p>
@@ -10474,26 +11033,19 @@
       <w:pPr>
         <w:pStyle w:val="Titulosgenerales"/>
       </w:pPr>
-      <w:bookmarkStart w:id="56" w:name="_Toc176443727"/>
-      <w:bookmarkStart w:id="57" w:name="_Toc241155306"/>
+      <w:bookmarkStart w:id="64" w:name="_Toc176443727"/>
+      <w:bookmarkStart w:id="65" w:name="_Toc241785273"/>
       <w:r>
         <w:lastRenderedPageBreak/>
         <w:t>Créditos</w:t>
       </w:r>
-      <w:bookmarkEnd w:id="56"/>
-      <w:bookmarkEnd w:id="57"/>
+      <w:bookmarkEnd w:id="64"/>
+      <w:bookmarkEnd w:id="65"/>
     </w:p>
     <w:tbl>
       <w:tblPr>
+        <w:tblStyle w:val="SENA"/>
         <w:tblW w:w="10060" w:type="dxa"/>
-        <w:tblBorders>
-          <w:top w:val="single" w:sz="4" w:space="0" w:color="D9D9D9"/>
-          <w:left w:val="single" w:sz="4" w:space="0" w:color="D9D9D9"/>
-          <w:bottom w:val="single" w:sz="4" w:space="0" w:color="D9D9D9"/>
-          <w:right w:val="single" w:sz="4" w:space="0" w:color="D9D9D9"/>
-          <w:insideH w:val="single" w:sz="4" w:space="0" w:color="D9D9D9"/>
-          <w:insideV w:val="single" w:sz="4" w:space="0" w:color="D9D9D9"/>
-        </w:tblBorders>
         <w:tblLayout w:type="fixed"/>
         <w:tblLook w:val="04A0" w:firstRow="1" w:lastRow="0" w:firstColumn="1" w:lastColumn="0" w:noHBand="0" w:noVBand="1"/>
         <w:tblCaption w:val="Créditos"/>
@@ -10506,12 +11058,11 @@
       </w:tblGrid>
       <w:tr>
         <w:trPr>
-          <w:tblHeader/>
+          <w:cnfStyle w:val="100000000000" w:firstRow="1" w:lastRow="0" w:firstColumn="0" w:lastColumn="0" w:oddVBand="0" w:evenVBand="0" w:oddHBand="0" w:evenHBand="0" w:firstRowFirstColumn="0" w:firstRowLastColumn="0" w:lastRowFirstColumn="0" w:lastRowLastColumn="0"/>
         </w:trPr>
         <w:tc>
           <w:tcPr>
             <w:tcW w:w="2830" w:type="dxa"/>
-            <w:shd w:val="clear" w:color="auto" w:fill="BFBFBF" w:themeFill="background1" w:themeFillShade="BF"/>
           </w:tcPr>
           <w:p>
             <w:pPr>
@@ -10531,7 +11082,6 @@
         <w:tc>
           <w:tcPr>
             <w:tcW w:w="3261" w:type="dxa"/>
-            <w:shd w:val="clear" w:color="auto" w:fill="BFBFBF" w:themeFill="background1" w:themeFillShade="BF"/>
           </w:tcPr>
           <w:p>
             <w:pPr>
@@ -10551,7 +11101,6 @@
         <w:tc>
           <w:tcPr>
             <w:tcW w:w="3969" w:type="dxa"/>
-            <w:shd w:val="clear" w:color="auto" w:fill="BFBFBF" w:themeFill="background1" w:themeFillShade="BF"/>
           </w:tcPr>
           <w:p>
             <w:pPr>
@@ -10571,12 +11120,12 @@
       </w:tr>
       <w:tr>
         <w:trPr>
+          <w:cnfStyle w:val="000000100000" w:firstRow="0" w:lastRow="0" w:firstColumn="0" w:lastColumn="0" w:oddVBand="0" w:evenVBand="0" w:oddHBand="1" w:evenHBand="0" w:firstRowFirstColumn="0" w:firstRowLastColumn="0" w:lastRowFirstColumn="0" w:lastRowLastColumn="0"/>
           <w:trHeight w:val="1007"/>
         </w:trPr>
         <w:tc>
           <w:tcPr>
             <w:tcW w:w="2830" w:type="dxa"/>
-            <w:shd w:val="clear" w:color="auto" w:fill="F2F2F2" w:themeFill="background1" w:themeFillShade="F2"/>
           </w:tcPr>
           <w:p>
             <w:pPr>
@@ -10595,7 +11144,6 @@
         <w:tc>
           <w:tcPr>
             <w:tcW w:w="3261" w:type="dxa"/>
-            <w:shd w:val="clear" w:color="auto" w:fill="F2F2F2" w:themeFill="background1" w:themeFillShade="F2"/>
           </w:tcPr>
           <w:p>
             <w:pPr>
@@ -10620,7 +11168,6 @@
         <w:tc>
           <w:tcPr>
             <w:tcW w:w="3969" w:type="dxa"/>
-            <w:shd w:val="clear" w:color="auto" w:fill="F2F2F2" w:themeFill="background1" w:themeFillShade="F2"/>
           </w:tcPr>
           <w:p>
             <w:pPr>
@@ -10652,7 +11199,15 @@
               </w:rPr>
             </w:pPr>
             <w:r>
-              <w:t>Diana Rocío Possos Beltrán</w:t>
+              <w:t xml:space="preserve">Diana Rocío </w:t>
+            </w:r>
+            <w:proofErr w:type="spellStart"/>
+            <w:r>
+              <w:t>Possos</w:t>
+            </w:r>
+            <w:proofErr w:type="spellEnd"/>
+            <w:r>
+              <w:t xml:space="preserve"> Beltrán</w:t>
             </w:r>
           </w:p>
         </w:tc>
@@ -10694,6 +11249,9 @@
         </w:tc>
       </w:tr>
       <w:tr>
+        <w:trPr>
+          <w:cnfStyle w:val="000000100000" w:firstRow="0" w:lastRow="0" w:firstColumn="0" w:lastColumn="0" w:oddVBand="0" w:evenVBand="0" w:oddHBand="1" w:evenHBand="0" w:firstRowFirstColumn="0" w:firstRowLastColumn="0" w:lastRowFirstColumn="0" w:lastRowLastColumn="0"/>
+        </w:trPr>
         <w:tc>
           <w:tcPr>
             <w:tcW w:w="2830" w:type="dxa"/>
@@ -10716,13 +11274,13 @@
               <w:pStyle w:val="TextoTablas"/>
             </w:pPr>
             <w:r>
-              <w:t>Experto tem</w:t>
+              <w:t xml:space="preserve">Desarrollador </w:t>
             </w:r>
             <w:r>
-              <w:t>á</w:t>
-            </w:r>
-            <w:r>
-              <w:t>tico</w:t>
+              <w:rPr>
+                <w:rStyle w:val="Extranjerismo"/>
+              </w:rPr>
+              <w:t>full stack</w:t>
             </w:r>
           </w:p>
         </w:tc>
@@ -10797,10 +11355,12 @@
         </w:tc>
       </w:tr>
       <w:tr>
+        <w:trPr>
+          <w:cnfStyle w:val="000000100000" w:firstRow="0" w:lastRow="0" w:firstColumn="0" w:lastColumn="0" w:oddVBand="0" w:evenVBand="0" w:oddHBand="1" w:evenHBand="0" w:firstRowFirstColumn="0" w:firstRowLastColumn="0" w:lastRowFirstColumn="0" w:lastRowLastColumn="0"/>
+        </w:trPr>
         <w:tc>
           <w:tcPr>
             <w:tcW w:w="2830" w:type="dxa"/>
-            <w:shd w:val="clear" w:color="auto" w:fill="F2F2F2" w:themeFill="background1" w:themeFillShade="F2"/>
           </w:tcPr>
           <w:p>
             <w:pPr>
@@ -10819,7 +11379,6 @@
         <w:tc>
           <w:tcPr>
             <w:tcW w:w="3261" w:type="dxa"/>
-            <w:shd w:val="clear" w:color="auto" w:fill="F2F2F2" w:themeFill="background1" w:themeFillShade="F2"/>
           </w:tcPr>
           <w:p>
             <w:pPr>
@@ -10838,7 +11397,6 @@
         <w:tc>
           <w:tcPr>
             <w:tcW w:w="3969" w:type="dxa"/>
-            <w:shd w:val="clear" w:color="auto" w:fill="F2F2F2" w:themeFill="background1" w:themeFillShade="F2"/>
           </w:tcPr>
           <w:p>
             <w:pPr>
@@ -10859,21 +11417,24 @@
         <w:tc>
           <w:tcPr>
             <w:tcW w:w="2830" w:type="dxa"/>
-            <w:shd w:val="clear" w:color="auto" w:fill="F2F2F2" w:themeFill="background1" w:themeFillShade="F2"/>
           </w:tcPr>
           <w:p>
             <w:pPr>
               <w:pStyle w:val="TextoTablas"/>
             </w:pPr>
+            <w:proofErr w:type="spellStart"/>
             <w:r>
-              <w:t>Veimar Celis Meléndez</w:t>
+              <w:t>Veimar</w:t>
+            </w:r>
+            <w:proofErr w:type="spellEnd"/>
+            <w:r>
+              <w:t xml:space="preserve"> Celis Meléndez</w:t>
             </w:r>
           </w:p>
         </w:tc>
         <w:tc>
           <w:tcPr>
             <w:tcW w:w="3261" w:type="dxa"/>
-            <w:shd w:val="clear" w:color="auto" w:fill="F2F2F2" w:themeFill="background1" w:themeFillShade="F2"/>
           </w:tcPr>
           <w:p>
             <w:pPr>
@@ -10893,7 +11454,6 @@
         <w:tc>
           <w:tcPr>
             <w:tcW w:w="3969" w:type="dxa"/>
-            <w:shd w:val="clear" w:color="auto" w:fill="F2F2F2" w:themeFill="background1" w:themeFillShade="F2"/>
           </w:tcPr>
           <w:p>
             <w:pPr>
@@ -10906,10 +11466,12 @@
         </w:tc>
       </w:tr>
       <w:tr>
+        <w:trPr>
+          <w:cnfStyle w:val="000000100000" w:firstRow="0" w:lastRow="0" w:firstColumn="0" w:lastColumn="0" w:oddVBand="0" w:evenVBand="0" w:oddHBand="1" w:evenHBand="0" w:firstRowFirstColumn="0" w:firstRowLastColumn="0" w:lastRowFirstColumn="0" w:lastRowLastColumn="0"/>
+        </w:trPr>
         <w:tc>
           <w:tcPr>
             <w:tcW w:w="2830" w:type="dxa"/>
-            <w:shd w:val="clear" w:color="auto" w:fill="F2F2F2" w:themeFill="background1" w:themeFillShade="F2"/>
           </w:tcPr>
           <w:p>
             <w:pPr>
@@ -10921,14 +11483,18 @@
               </w:rPr>
             </w:pPr>
             <w:r>
-              <w:t>Gilberto Junior Rodríguez Rodríguez</w:t>
+              <w:t xml:space="preserve">Gilberto Junior Rodríguez </w:t>
             </w:r>
+            <w:proofErr w:type="spellStart"/>
+            <w:r>
+              <w:t>Rodríguez</w:t>
+            </w:r>
+            <w:proofErr w:type="spellEnd"/>
           </w:p>
         </w:tc>
         <w:tc>
           <w:tcPr>
             <w:tcW w:w="3261" w:type="dxa"/>
-            <w:shd w:val="clear" w:color="auto" w:fill="F2F2F2" w:themeFill="background1" w:themeFillShade="F2"/>
           </w:tcPr>
           <w:p>
             <w:pPr>
@@ -10947,7 +11513,6 @@
         <w:tc>
           <w:tcPr>
             <w:tcW w:w="3969" w:type="dxa"/>
-            <w:shd w:val="clear" w:color="auto" w:fill="F2F2F2" w:themeFill="background1" w:themeFillShade="F2"/>
           </w:tcPr>
           <w:p>
             <w:pPr>
@@ -11012,10 +11577,12 @@
         </w:tc>
       </w:tr>
       <w:tr>
+        <w:trPr>
+          <w:cnfStyle w:val="000000100000" w:firstRow="0" w:lastRow="0" w:firstColumn="0" w:lastColumn="0" w:oddVBand="0" w:evenVBand="0" w:oddHBand="1" w:evenHBand="0" w:firstRowFirstColumn="0" w:firstRowLastColumn="0" w:lastRowFirstColumn="0" w:lastRowLastColumn="0"/>
+        </w:trPr>
         <w:tc>
           <w:tcPr>
             <w:tcW w:w="2830" w:type="dxa"/>
-            <w:shd w:val="clear" w:color="auto" w:fill="F2F2F2" w:themeFill="background1" w:themeFillShade="F2"/>
           </w:tcPr>
           <w:p>
             <w:pPr>
@@ -11034,7 +11601,6 @@
         <w:tc>
           <w:tcPr>
             <w:tcW w:w="3261" w:type="dxa"/>
-            <w:shd w:val="clear" w:color="auto" w:fill="F2F2F2" w:themeFill="background1" w:themeFillShade="F2"/>
           </w:tcPr>
           <w:p>
             <w:pPr>
@@ -11053,7 +11619,6 @@
         <w:tc>
           <w:tcPr>
             <w:tcW w:w="3969" w:type="dxa"/>
-            <w:shd w:val="clear" w:color="auto" w:fill="F2F2F2" w:themeFill="background1" w:themeFillShade="F2"/>
           </w:tcPr>
           <w:p>
             <w:pPr>
@@ -11096,7 +11661,7 @@
 </file>
 
 <file path=word/endnotes.xml><?xml version="1.0" encoding="utf-8"?>
-<w:endnotes xmlns:wpc="http://schemas.microsoft.com/office/word/2010/wordprocessingCanvas" xmlns:cx="http://schemas.microsoft.com/office/drawing/2014/chartex" xmlns:cx1="http://schemas.microsoft.com/office/drawing/2015/9/8/chartex" xmlns:cx2="http://schemas.microsoft.com/office/drawing/2015/10/21/chartex" xmlns:cx3="http://schemas.microsoft.com/office/drawing/2016/5/9/chartex" xmlns:cx4="http://schemas.microsoft.com/office/drawing/2016/5/10/chartex" xmlns:cx5="http://schemas.microsoft.com/office/drawing/2016/5/11/chartex" xmlns:cx6="http://schemas.microsoft.com/office/drawing/2016/5/12/chartex" xmlns:cx7="http://schemas.microsoft.com/office/drawing/2016/5/13/chartex" xmlns:cx8="http://schemas.microsoft.com/office/drawing/2016/5/14/chartex" xmlns:mc="http://schemas.openxmlformats.org/markup-compatibility/2006" xmlns:aink="http://schemas.microsoft.com/office/drawing/2016/ink" xmlns:am3d="http://schemas.microsoft.com/office/drawing/2017/model3d" xmlns:o="urn:schemas-microsoft-com:office:office" xmlns:r="http://schemas.openxmlformats.org/officeDocument/2006/relationships" xmlns:m="http://schemas.openxmlformats.org/officeDocument/2006/math" xmlns:v="urn:schemas-microsoft-com:vml" xmlns:wp14="http://schemas.microsoft.com/office/word/2010/wordprocessingDrawing" xmlns:wp="http://schemas.openxmlformats.org/drawingml/2006/wordprocessingDrawing" xmlns:w10="urn:schemas-microsoft-com:office:word" xmlns:w="http://schemas.openxmlformats.org/wordprocessingml/2006/main" xmlns:w14="http://schemas.microsoft.com/office/word/2010/wordml" xmlns:w15="http://schemas.microsoft.com/office/word/2012/wordml" xmlns:w16cex="http://schemas.microsoft.com/office/word/2018/wordml/cex" xmlns:w16cid="http://schemas.microsoft.com/office/word/2016/wordml/cid" xmlns:w16="http://schemas.microsoft.com/office/word/2018/wordml" xmlns:w16se="http://schemas.microsoft.com/office/word/2015/wordml/symex" xmlns:wpg="http://schemas.microsoft.com/office/word/2010/wordprocessingGroup" xmlns:wpi="http://schemas.microsoft.com/office/word/2010/wordprocessingInk" xmlns:wne="http://schemas.microsoft.com/office/word/2006/wordml" xmlns:wps="http://schemas.microsoft.com/office/word/2010/wordprocessingShape" mc:Ignorable="w14 w15 w16se w16cid w16 w16cex wp14">
+<w:endnotes xmlns:wpc="http://schemas.microsoft.com/office/word/2010/wordprocessingCanvas" xmlns:cx="http://schemas.microsoft.com/office/drawing/2014/chartex" xmlns:cx1="http://schemas.microsoft.com/office/drawing/2015/9/8/chartex" xmlns:cx2="http://schemas.microsoft.com/office/drawing/2015/10/21/chartex" xmlns:cx3="http://schemas.microsoft.com/office/drawing/2016/5/9/chartex" xmlns:cx4="http://schemas.microsoft.com/office/drawing/2016/5/10/chartex" xmlns:cx5="http://schemas.microsoft.com/office/drawing/2016/5/11/chartex" xmlns:cx6="http://schemas.microsoft.com/office/drawing/2016/5/12/chartex" xmlns:cx7="http://schemas.microsoft.com/office/drawing/2016/5/13/chartex" xmlns:cx8="http://schemas.microsoft.com/office/drawing/2016/5/14/chartex" xmlns:mc="http://schemas.openxmlformats.org/markup-compatibility/2006" xmlns:aink="http://schemas.microsoft.com/office/drawing/2016/ink" xmlns:am3d="http://schemas.microsoft.com/office/drawing/2017/model3d" xmlns:o="urn:schemas-microsoft-com:office:office" xmlns:r="http://schemas.openxmlformats.org/officeDocument/2006/relationships" xmlns:m="http://schemas.openxmlformats.org/officeDocument/2006/math" xmlns:v="urn:schemas-microsoft-com:vml" xmlns:wp14="http://schemas.microsoft.com/office/word/2010/wordprocessingDrawing" xmlns:wp="http://schemas.openxmlformats.org/drawingml/2006/wordprocessingDrawing" xmlns:w10="urn:schemas-microsoft-com:office:word" xmlns:w="http://schemas.openxmlformats.org/wordprocessingml/2006/main" xmlns:w14="http://schemas.microsoft.com/office/word/2010/wordml" xmlns:w15="http://schemas.microsoft.com/office/word/2012/wordml" xmlns:w16cex="http://schemas.microsoft.com/office/word/2018/wordml/cex" xmlns:w16cid="http://schemas.microsoft.com/office/word/2016/wordml/cid" xmlns:w16="http://schemas.microsoft.com/office/word/2018/wordml" xmlns:w16sdtdh="http://schemas.microsoft.com/office/word/2020/wordml/sdtdatahash" xmlns:w16se="http://schemas.microsoft.com/office/word/2015/wordml/symex" xmlns:wpg="http://schemas.microsoft.com/office/word/2010/wordprocessingGroup" xmlns:wpi="http://schemas.microsoft.com/office/word/2010/wordprocessingInk" xmlns:wne="http://schemas.microsoft.com/office/word/2006/wordml" xmlns:wps="http://schemas.microsoft.com/office/word/2010/wordprocessingShape" mc:Ignorable="w14 w15 w16se w16cid w16 w16cex w16sdtdh wp14">
   <w:endnote w:type="separator" w:id="-1">
     <w:p>
       <w:pPr>
@@ -11121,7 +11686,7 @@
 </file>
 
 <file path=word/footer1.xml><?xml version="1.0" encoding="utf-8"?>
-<w:ftr xmlns:wpc="http://schemas.microsoft.com/office/word/2010/wordprocessingCanvas" xmlns:cx="http://schemas.microsoft.com/office/drawing/2014/chartex" xmlns:cx1="http://schemas.microsoft.com/office/drawing/2015/9/8/chartex" xmlns:cx2="http://schemas.microsoft.com/office/drawing/2015/10/21/chartex" xmlns:cx3="http://schemas.microsoft.com/office/drawing/2016/5/9/chartex" xmlns:cx4="http://schemas.microsoft.com/office/drawing/2016/5/10/chartex" xmlns:cx5="http://schemas.microsoft.com/office/drawing/2016/5/11/chartex" xmlns:cx6="http://schemas.microsoft.com/office/drawing/2016/5/12/chartex" xmlns:cx7="http://schemas.microsoft.com/office/drawing/2016/5/13/chartex" xmlns:cx8="http://schemas.microsoft.com/office/drawing/2016/5/14/chartex" xmlns:mc="http://schemas.openxmlformats.org/markup-compatibility/2006" xmlns:aink="http://schemas.microsoft.com/office/drawing/2016/ink" xmlns:am3d="http://schemas.microsoft.com/office/drawing/2017/model3d" xmlns:o="urn:schemas-microsoft-com:office:office" xmlns:r="http://schemas.openxmlformats.org/officeDocument/2006/relationships" xmlns:m="http://schemas.openxmlformats.org/officeDocument/2006/math" xmlns:v="urn:schemas-microsoft-com:vml" xmlns:wp14="http://schemas.microsoft.com/office/word/2010/wordprocessingDrawing" xmlns:wp="http://schemas.openxmlformats.org/drawingml/2006/wordprocessingDrawing" xmlns:w10="urn:schemas-microsoft-com:office:word" xmlns:w="http://schemas.openxmlformats.org/wordprocessingml/2006/main" xmlns:w14="http://schemas.microsoft.com/office/word/2010/wordml" xmlns:w15="http://schemas.microsoft.com/office/word/2012/wordml" xmlns:w16cex="http://schemas.microsoft.com/office/word/2018/wordml/cex" xmlns:w16cid="http://schemas.microsoft.com/office/word/2016/wordml/cid" xmlns:w16="http://schemas.microsoft.com/office/word/2018/wordml" xmlns:w16se="http://schemas.microsoft.com/office/word/2015/wordml/symex" xmlns:wpg="http://schemas.microsoft.com/office/word/2010/wordprocessingGroup" xmlns:wpi="http://schemas.microsoft.com/office/word/2010/wordprocessingInk" xmlns:wne="http://schemas.microsoft.com/office/word/2006/wordml" xmlns:wps="http://schemas.microsoft.com/office/word/2010/wordprocessingShape" mc:Ignorable="w14 w15 w16se w16cid w16 w16cex wp14">
+<w:ftr xmlns:wpc="http://schemas.microsoft.com/office/word/2010/wordprocessingCanvas" xmlns:cx="http://schemas.microsoft.com/office/drawing/2014/chartex" xmlns:cx1="http://schemas.microsoft.com/office/drawing/2015/9/8/chartex" xmlns:cx2="http://schemas.microsoft.com/office/drawing/2015/10/21/chartex" xmlns:cx3="http://schemas.microsoft.com/office/drawing/2016/5/9/chartex" xmlns:cx4="http://schemas.microsoft.com/office/drawing/2016/5/10/chartex" xmlns:cx5="http://schemas.microsoft.com/office/drawing/2016/5/11/chartex" xmlns:cx6="http://schemas.microsoft.com/office/drawing/2016/5/12/chartex" xmlns:cx7="http://schemas.microsoft.com/office/drawing/2016/5/13/chartex" xmlns:cx8="http://schemas.microsoft.com/office/drawing/2016/5/14/chartex" xmlns:mc="http://schemas.openxmlformats.org/markup-compatibility/2006" xmlns:aink="http://schemas.microsoft.com/office/drawing/2016/ink" xmlns:am3d="http://schemas.microsoft.com/office/drawing/2017/model3d" xmlns:o="urn:schemas-microsoft-com:office:office" xmlns:r="http://schemas.openxmlformats.org/officeDocument/2006/relationships" xmlns:m="http://schemas.openxmlformats.org/officeDocument/2006/math" xmlns:v="urn:schemas-microsoft-com:vml" xmlns:wp14="http://schemas.microsoft.com/office/word/2010/wordprocessingDrawing" xmlns:wp="http://schemas.openxmlformats.org/drawingml/2006/wordprocessingDrawing" xmlns:w10="urn:schemas-microsoft-com:office:word" xmlns:w="http://schemas.openxmlformats.org/wordprocessingml/2006/main" xmlns:w14="http://schemas.microsoft.com/office/word/2010/wordml" xmlns:w15="http://schemas.microsoft.com/office/word/2012/wordml" xmlns:w16cex="http://schemas.microsoft.com/office/word/2018/wordml/cex" xmlns:w16cid="http://schemas.microsoft.com/office/word/2016/wordml/cid" xmlns:w16="http://schemas.microsoft.com/office/word/2018/wordml" xmlns:w16sdtdh="http://schemas.microsoft.com/office/word/2020/wordml/sdtdatahash" xmlns:w16se="http://schemas.microsoft.com/office/word/2015/wordml/symex" xmlns:wpg="http://schemas.microsoft.com/office/word/2010/wordprocessingGroup" xmlns:wpi="http://schemas.microsoft.com/office/word/2010/wordprocessingInk" xmlns:wne="http://schemas.microsoft.com/office/word/2006/wordml" xmlns:wps="http://schemas.microsoft.com/office/word/2010/wordprocessingShape" mc:Ignorable="w14 w15 w16se w16cid w16 w16cex w16sdtdh wp14">
   <w:p>
     <w:pPr>
       <w:pStyle w:val="Piedepgina"/>
@@ -11258,7 +11823,7 @@
 </file>
 
 <file path=word/footnotes.xml><?xml version="1.0" encoding="utf-8"?>
-<w:footnotes xmlns:wpc="http://schemas.microsoft.com/office/word/2010/wordprocessingCanvas" xmlns:cx="http://schemas.microsoft.com/office/drawing/2014/chartex" xmlns:cx1="http://schemas.microsoft.com/office/drawing/2015/9/8/chartex" xmlns:cx2="http://schemas.microsoft.com/office/drawing/2015/10/21/chartex" xmlns:cx3="http://schemas.microsoft.com/office/drawing/2016/5/9/chartex" xmlns:cx4="http://schemas.microsoft.com/office/drawing/2016/5/10/chartex" xmlns:cx5="http://schemas.microsoft.com/office/drawing/2016/5/11/chartex" xmlns:cx6="http://schemas.microsoft.com/office/drawing/2016/5/12/chartex" xmlns:cx7="http://schemas.microsoft.com/office/drawing/2016/5/13/chartex" xmlns:cx8="http://schemas.microsoft.com/office/drawing/2016/5/14/chartex" xmlns:mc="http://schemas.openxmlformats.org/markup-compatibility/2006" xmlns:aink="http://schemas.microsoft.com/office/drawing/2016/ink" xmlns:am3d="http://schemas.microsoft.com/office/drawing/2017/model3d" xmlns:o="urn:schemas-microsoft-com:office:office" xmlns:r="http://schemas.openxmlformats.org/officeDocument/2006/relationships" xmlns:m="http://schemas.openxmlformats.org/officeDocument/2006/math" xmlns:v="urn:schemas-microsoft-com:vml" xmlns:wp14="http://schemas.microsoft.com/office/word/2010/wordprocessingDrawing" xmlns:wp="http://schemas.openxmlformats.org/drawingml/2006/wordprocessingDrawing" xmlns:w10="urn:schemas-microsoft-com:office:word" xmlns:w="http://schemas.openxmlformats.org/wordprocessingml/2006/main" xmlns:w14="http://schemas.microsoft.com/office/word/2010/wordml" xmlns:w15="http://schemas.microsoft.com/office/word/2012/wordml" xmlns:w16cex="http://schemas.microsoft.com/office/word/2018/wordml/cex" xmlns:w16cid="http://schemas.microsoft.com/office/word/2016/wordml/cid" xmlns:w16="http://schemas.microsoft.com/office/word/2018/wordml" xmlns:w16se="http://schemas.microsoft.com/office/word/2015/wordml/symex" xmlns:wpg="http://schemas.microsoft.com/office/word/2010/wordprocessingGroup" xmlns:wpi="http://schemas.microsoft.com/office/word/2010/wordprocessingInk" xmlns:wne="http://schemas.microsoft.com/office/word/2006/wordml" xmlns:wps="http://schemas.microsoft.com/office/word/2010/wordprocessingShape" mc:Ignorable="w14 w15 w16se w16cid w16 w16cex wp14">
+<w:footnotes xmlns:wpc="http://schemas.microsoft.com/office/word/2010/wordprocessingCanvas" xmlns:cx="http://schemas.microsoft.com/office/drawing/2014/chartex" xmlns:cx1="http://schemas.microsoft.com/office/drawing/2015/9/8/chartex" xmlns:cx2="http://schemas.microsoft.com/office/drawing/2015/10/21/chartex" xmlns:cx3="http://schemas.microsoft.com/office/drawing/2016/5/9/chartex" xmlns:cx4="http://schemas.microsoft.com/office/drawing/2016/5/10/chartex" xmlns:cx5="http://schemas.microsoft.com/office/drawing/2016/5/11/chartex" xmlns:cx6="http://schemas.microsoft.com/office/drawing/2016/5/12/chartex" xmlns:cx7="http://schemas.microsoft.com/office/drawing/2016/5/13/chartex" xmlns:cx8="http://schemas.microsoft.com/office/drawing/2016/5/14/chartex" xmlns:mc="http://schemas.openxmlformats.org/markup-compatibility/2006" xmlns:aink="http://schemas.microsoft.com/office/drawing/2016/ink" xmlns:am3d="http://schemas.microsoft.com/office/drawing/2017/model3d" xmlns:o="urn:schemas-microsoft-com:office:office" xmlns:r="http://schemas.openxmlformats.org/officeDocument/2006/relationships" xmlns:m="http://schemas.openxmlformats.org/officeDocument/2006/math" xmlns:v="urn:schemas-microsoft-com:vml" xmlns:wp14="http://schemas.microsoft.com/office/word/2010/wordprocessingDrawing" xmlns:wp="http://schemas.openxmlformats.org/drawingml/2006/wordprocessingDrawing" xmlns:w10="urn:schemas-microsoft-com:office:word" xmlns:w="http://schemas.openxmlformats.org/wordprocessingml/2006/main" xmlns:w14="http://schemas.microsoft.com/office/word/2010/wordml" xmlns:w15="http://schemas.microsoft.com/office/word/2012/wordml" xmlns:w16cex="http://schemas.microsoft.com/office/word/2018/wordml/cex" xmlns:w16cid="http://schemas.microsoft.com/office/word/2016/wordml/cid" xmlns:w16="http://schemas.microsoft.com/office/word/2018/wordml" xmlns:w16sdtdh="http://schemas.microsoft.com/office/word/2020/wordml/sdtdatahash" xmlns:w16se="http://schemas.microsoft.com/office/word/2015/wordml/symex" xmlns:wpg="http://schemas.microsoft.com/office/word/2010/wordprocessingGroup" xmlns:wpi="http://schemas.microsoft.com/office/word/2010/wordprocessingInk" xmlns:wne="http://schemas.microsoft.com/office/word/2006/wordml" xmlns:wps="http://schemas.microsoft.com/office/word/2010/wordprocessingShape" mc:Ignorable="w14 w15 w16se w16cid w16 w16cex w16sdtdh wp14">
   <w:footnote w:type="separator" w:id="-1">
     <w:p>
       <w:pPr>
@@ -11283,7 +11848,7 @@
 </file>
 
 <file path=word/header1.xml><?xml version="1.0" encoding="utf-8"?>
-<w:hdr xmlns:wpc="http://schemas.microsoft.com/office/word/2010/wordprocessingCanvas" xmlns:cx="http://schemas.microsoft.com/office/drawing/2014/chartex" xmlns:cx1="http://schemas.microsoft.com/office/drawing/2015/9/8/chartex" xmlns:cx2="http://schemas.microsoft.com/office/drawing/2015/10/21/chartex" xmlns:cx3="http://schemas.microsoft.com/office/drawing/2016/5/9/chartex" xmlns:cx4="http://schemas.microsoft.com/office/drawing/2016/5/10/chartex" xmlns:cx5="http://schemas.microsoft.com/office/drawing/2016/5/11/chartex" xmlns:cx6="http://schemas.microsoft.com/office/drawing/2016/5/12/chartex" xmlns:cx7="http://schemas.microsoft.com/office/drawing/2016/5/13/chartex" xmlns:cx8="http://schemas.microsoft.com/office/drawing/2016/5/14/chartex" xmlns:mc="http://schemas.openxmlformats.org/markup-compatibility/2006" xmlns:aink="http://schemas.microsoft.com/office/drawing/2016/ink" xmlns:am3d="http://schemas.microsoft.com/office/drawing/2017/model3d" xmlns:o="urn:schemas-microsoft-com:office:office" xmlns:r="http://schemas.openxmlformats.org/officeDocument/2006/relationships" xmlns:m="http://schemas.openxmlformats.org/officeDocument/2006/math" xmlns:v="urn:schemas-microsoft-com:vml" xmlns:wp14="http://schemas.microsoft.com/office/word/2010/wordprocessingDrawing" xmlns:wp="http://schemas.openxmlformats.org/drawingml/2006/wordprocessingDrawing" xmlns:w10="urn:schemas-microsoft-com:office:word" xmlns:w="http://schemas.openxmlformats.org/wordprocessingml/2006/main" xmlns:w14="http://schemas.microsoft.com/office/word/2010/wordml" xmlns:w15="http://schemas.microsoft.com/office/word/2012/wordml" xmlns:w16cex="http://schemas.microsoft.com/office/word/2018/wordml/cex" xmlns:w16cid="http://schemas.microsoft.com/office/word/2016/wordml/cid" xmlns:w16="http://schemas.microsoft.com/office/word/2018/wordml" xmlns:w16se="http://schemas.microsoft.com/office/word/2015/wordml/symex" xmlns:wpg="http://schemas.microsoft.com/office/word/2010/wordprocessingGroup" xmlns:wpi="http://schemas.microsoft.com/office/word/2010/wordprocessingInk" xmlns:wne="http://schemas.microsoft.com/office/word/2006/wordml" xmlns:wps="http://schemas.microsoft.com/office/word/2010/wordprocessingShape" mc:Ignorable="w14 w15 w16se w16cid w16 w16cex wp14">
+<w:hdr xmlns:wpc="http://schemas.microsoft.com/office/word/2010/wordprocessingCanvas" xmlns:cx="http://schemas.microsoft.com/office/drawing/2014/chartex" xmlns:cx1="http://schemas.microsoft.com/office/drawing/2015/9/8/chartex" xmlns:cx2="http://schemas.microsoft.com/office/drawing/2015/10/21/chartex" xmlns:cx3="http://schemas.microsoft.com/office/drawing/2016/5/9/chartex" xmlns:cx4="http://schemas.microsoft.com/office/drawing/2016/5/10/chartex" xmlns:cx5="http://schemas.microsoft.com/office/drawing/2016/5/11/chartex" xmlns:cx6="http://schemas.microsoft.com/office/drawing/2016/5/12/chartex" xmlns:cx7="http://schemas.microsoft.com/office/drawing/2016/5/13/chartex" xmlns:cx8="http://schemas.microsoft.com/office/drawing/2016/5/14/chartex" xmlns:mc="http://schemas.openxmlformats.org/markup-compatibility/2006" xmlns:aink="http://schemas.microsoft.com/office/drawing/2016/ink" xmlns:am3d="http://schemas.microsoft.com/office/drawing/2017/model3d" xmlns:o="urn:schemas-microsoft-com:office:office" xmlns:r="http://schemas.openxmlformats.org/officeDocument/2006/relationships" xmlns:m="http://schemas.openxmlformats.org/officeDocument/2006/math" xmlns:v="urn:schemas-microsoft-com:vml" xmlns:wp14="http://schemas.microsoft.com/office/word/2010/wordprocessingDrawing" xmlns:wp="http://schemas.openxmlformats.org/drawingml/2006/wordprocessingDrawing" xmlns:w10="urn:schemas-microsoft-com:office:word" xmlns:w="http://schemas.openxmlformats.org/wordprocessingml/2006/main" xmlns:w14="http://schemas.microsoft.com/office/word/2010/wordml" xmlns:w15="http://schemas.microsoft.com/office/word/2012/wordml" xmlns:w16cex="http://schemas.microsoft.com/office/word/2018/wordml/cex" xmlns:w16cid="http://schemas.microsoft.com/office/word/2016/wordml/cid" xmlns:w16="http://schemas.microsoft.com/office/word/2018/wordml" xmlns:w16sdtdh="http://schemas.microsoft.com/office/word/2020/wordml/sdtdatahash" xmlns:w16se="http://schemas.microsoft.com/office/word/2015/wordml/symex" xmlns:wpg="http://schemas.microsoft.com/office/word/2010/wordprocessingGroup" xmlns:wpi="http://schemas.microsoft.com/office/word/2010/wordprocessingInk" xmlns:wne="http://schemas.microsoft.com/office/word/2006/wordml" xmlns:wps="http://schemas.microsoft.com/office/word/2010/wordprocessingShape" mc:Ignorable="w14 w15 w16se w16cid w16 w16cex w16sdtdh wp14">
   <w:p>
     <w:pPr>
       <w:pStyle w:val="Encabezado"/>
@@ -11355,7 +11920,7 @@
 </file>
 
 <file path=word/numbering.xml><?xml version="1.0" encoding="utf-8"?>
-<w:numbering xmlns:wpc="http://schemas.microsoft.com/office/word/2010/wordprocessingCanvas" xmlns:cx="http://schemas.microsoft.com/office/drawing/2014/chartex" xmlns:cx1="http://schemas.microsoft.com/office/drawing/2015/9/8/chartex" xmlns:cx2="http://schemas.microsoft.com/office/drawing/2015/10/21/chartex" xmlns:cx3="http://schemas.microsoft.com/office/drawing/2016/5/9/chartex" xmlns:cx4="http://schemas.microsoft.com/office/drawing/2016/5/10/chartex" xmlns:cx5="http://schemas.microsoft.com/office/drawing/2016/5/11/chartex" xmlns:cx6="http://schemas.microsoft.com/office/drawing/2016/5/12/chartex" xmlns:cx7="http://schemas.microsoft.com/office/drawing/2016/5/13/chartex" xmlns:cx8="http://schemas.microsoft.com/office/drawing/2016/5/14/chartex" xmlns:mc="http://schemas.openxmlformats.org/markup-compatibility/2006" xmlns:aink="http://schemas.microsoft.com/office/drawing/2016/ink" xmlns:am3d="http://schemas.microsoft.com/office/drawing/2017/model3d" xmlns:o="urn:schemas-microsoft-com:office:office" xmlns:r="http://schemas.openxmlformats.org/officeDocument/2006/relationships" xmlns:m="http://schemas.openxmlformats.org/officeDocument/2006/math" xmlns:v="urn:schemas-microsoft-com:vml" xmlns:wp14="http://schemas.microsoft.com/office/word/2010/wordprocessingDrawing" xmlns:wp="http://schemas.openxmlformats.org/drawingml/2006/wordprocessingDrawing" xmlns:w10="urn:schemas-microsoft-com:office:word" xmlns:w="http://schemas.openxmlformats.org/wordprocessingml/2006/main" xmlns:w14="http://schemas.microsoft.com/office/word/2010/wordml" xmlns:w15="http://schemas.microsoft.com/office/word/2012/wordml" xmlns:w16cex="http://schemas.microsoft.com/office/word/2018/wordml/cex" xmlns:w16cid="http://schemas.microsoft.com/office/word/2016/wordml/cid" xmlns:w16="http://schemas.microsoft.com/office/word/2018/wordml" xmlns:w16se="http://schemas.microsoft.com/office/word/2015/wordml/symex" xmlns:wpg="http://schemas.microsoft.com/office/word/2010/wordprocessingGroup" xmlns:wpi="http://schemas.microsoft.com/office/word/2010/wordprocessingInk" xmlns:wne="http://schemas.microsoft.com/office/word/2006/wordml" xmlns:wps="http://schemas.microsoft.com/office/word/2010/wordprocessingShape" mc:Ignorable="w14 w15 w16se w16cid w16 w16cex wp14">
+<w:numbering xmlns:wpc="http://schemas.microsoft.com/office/word/2010/wordprocessingCanvas" xmlns:cx="http://schemas.microsoft.com/office/drawing/2014/chartex" xmlns:cx1="http://schemas.microsoft.com/office/drawing/2015/9/8/chartex" xmlns:cx2="http://schemas.microsoft.com/office/drawing/2015/10/21/chartex" xmlns:cx3="http://schemas.microsoft.com/office/drawing/2016/5/9/chartex" xmlns:cx4="http://schemas.microsoft.com/office/drawing/2016/5/10/chartex" xmlns:cx5="http://schemas.microsoft.com/office/drawing/2016/5/11/chartex" xmlns:cx6="http://schemas.microsoft.com/office/drawing/2016/5/12/chartex" xmlns:cx7="http://schemas.microsoft.com/office/drawing/2016/5/13/chartex" xmlns:cx8="http://schemas.microsoft.com/office/drawing/2016/5/14/chartex" xmlns:mc="http://schemas.openxmlformats.org/markup-compatibility/2006" xmlns:aink="http://schemas.microsoft.com/office/drawing/2016/ink" xmlns:am3d="http://schemas.microsoft.com/office/drawing/2017/model3d" xmlns:o="urn:schemas-microsoft-com:office:office" xmlns:r="http://schemas.openxmlformats.org/officeDocument/2006/relationships" xmlns:m="http://schemas.openxmlformats.org/officeDocument/2006/math" xmlns:v="urn:schemas-microsoft-com:vml" xmlns:wp14="http://schemas.microsoft.com/office/word/2010/wordprocessingDrawing" xmlns:wp="http://schemas.openxmlformats.org/drawingml/2006/wordprocessingDrawing" xmlns:w10="urn:schemas-microsoft-com:office:word" xmlns:w="http://schemas.openxmlformats.org/wordprocessingml/2006/main" xmlns:w14="http://schemas.microsoft.com/office/word/2010/wordml" xmlns:w15="http://schemas.microsoft.com/office/word/2012/wordml" xmlns:w16cex="http://schemas.microsoft.com/office/word/2018/wordml/cex" xmlns:w16cid="http://schemas.microsoft.com/office/word/2016/wordml/cid" xmlns:w16="http://schemas.microsoft.com/office/word/2018/wordml" xmlns:w16sdtdh="http://schemas.microsoft.com/office/word/2020/wordml/sdtdatahash" xmlns:w16se="http://schemas.microsoft.com/office/word/2015/wordml/symex" xmlns:wpg="http://schemas.microsoft.com/office/word/2010/wordprocessingGroup" xmlns:wpi="http://schemas.microsoft.com/office/word/2010/wordprocessingInk" xmlns:wne="http://schemas.microsoft.com/office/word/2006/wordml" xmlns:wps="http://schemas.microsoft.com/office/word/2010/wordprocessingShape" mc:Ignorable="w14 w15 w16se w16cid w16 w16cex w16sdtdh wp14">
   <w:abstractNum w:abstractNumId="0" w15:restartNumberingAfterBreak="0">
     <w:nsid w:val="FFFFFF7C"/>
     <w:multiLevelType w:val="singleLevel"/>
@@ -15915,7 +16480,7 @@
 </file>
 
 <file path=word/styles.xml><?xml version="1.0" encoding="utf-8"?>
-<w:styles xmlns:mc="http://schemas.openxmlformats.org/markup-compatibility/2006" xmlns:r="http://schemas.openxmlformats.org/officeDocument/2006/relationships" xmlns:w="http://schemas.openxmlformats.org/wordprocessingml/2006/main" xmlns:w14="http://schemas.microsoft.com/office/word/2010/wordml" xmlns:w15="http://schemas.microsoft.com/office/word/2012/wordml" xmlns:w16cex="http://schemas.microsoft.com/office/word/2018/wordml/cex" xmlns:w16cid="http://schemas.microsoft.com/office/word/2016/wordml/cid" xmlns:w16="http://schemas.microsoft.com/office/word/2018/wordml" xmlns:w16se="http://schemas.microsoft.com/office/word/2015/wordml/symex" mc:Ignorable="w14 w15 w16se w16cid w16 w16cex">
+<w:styles xmlns:mc="http://schemas.openxmlformats.org/markup-compatibility/2006" xmlns:r="http://schemas.openxmlformats.org/officeDocument/2006/relationships" xmlns:w="http://schemas.openxmlformats.org/wordprocessingml/2006/main" xmlns:w14="http://schemas.microsoft.com/office/word/2010/wordml" xmlns:w15="http://schemas.microsoft.com/office/word/2012/wordml" xmlns:w16cex="http://schemas.microsoft.com/office/word/2018/wordml/cex" xmlns:w16cid="http://schemas.microsoft.com/office/word/2016/wordml/cid" xmlns:w16="http://schemas.microsoft.com/office/word/2018/wordml" xmlns:w16sdtdh="http://schemas.microsoft.com/office/word/2020/wordml/sdtdatahash" xmlns:w16se="http://schemas.microsoft.com/office/word/2015/wordml/symex" mc:Ignorable="w14 w15 w16se w16cid w16 w16cex w16sdtdh">
   <w:docDefaults>
     <w:rPrDefault>
       <w:rPr>
@@ -19099,15 +19664,6 @@
 </file>
 
 <file path=customXml/item1.xml><?xml version="1.0" encoding="utf-8"?>
-<?mso-contentType ?>
-<FormTemplates xmlns="http://schemas.microsoft.com/sharepoint/v3/contenttype/forms">
-  <Display>DocumentLibraryForm</Display>
-  <Edit>DocumentLibraryForm</Edit>
-  <New>DocumentLibraryForm</New>
-</FormTemplates>
-</file>
-
-<file path=customXml/item2.xml><?xml version="1.0" encoding="utf-8"?>
 <p:properties xmlns:p="http://schemas.microsoft.com/office/2006/metadata/properties" xmlns:xsi="http://www.w3.org/2001/XMLSchema-instance" xmlns:pc="http://schemas.microsoft.com/office/infopath/2007/PartnerControls">
   <documentManagement>
     <TaxCatchAll xmlns="13c90a0b-73bc-4dc0-be5f-28d77b615beb" xsi:nil="true"/>
@@ -19118,11 +19674,16 @@
 </p:properties>
 </file>
 
-<file path=customXml/item3.xml><?xml version="1.0" encoding="utf-8"?>
-<b:Sources xmlns:b="http://schemas.openxmlformats.org/officeDocument/2006/bibliography" xmlns="http://schemas.openxmlformats.org/officeDocument/2006/bibliography" SelectedStyle="\APASixthEditionOfficeOnline.xsl" StyleName="APA" Version="6"/>
+<file path=customXml/item2.xml><?xml version="1.0" encoding="utf-8"?>
+<?mso-contentType ?>
+<FormTemplates xmlns="http://schemas.microsoft.com/sharepoint/v3/contenttype/forms">
+  <Display>DocumentLibraryForm</Display>
+  <Edit>DocumentLibraryForm</Edit>
+  <New>DocumentLibraryForm</New>
+</FormTemplates>
 </file>
 
-<file path=customXml/item4.xml><?xml version="1.0" encoding="utf-8"?>
+<file path=customXml/item3.xml><?xml version="1.0" encoding="utf-8"?>
 <ct:contentTypeSchema xmlns:ct="http://schemas.microsoft.com/office/2006/metadata/contentType" xmlns:ma="http://schemas.microsoft.com/office/2006/metadata/properties/metaAttributes" ct:_="" ma:_="" ma:contentTypeName="Documento" ma:contentTypeID="0x0101006A81D6BD42E8DF4C91013959704817E1" ma:contentTypeVersion="15" ma:contentTypeDescription="Crear nuevo documento." ma:contentTypeScope="" ma:versionID="bf4f72ffd194f0963ff564daca6869f7">
   <xsd:schema xmlns:xsd="http://www.w3.org/2001/XMLSchema" xmlns:xs="http://www.w3.org/2001/XMLSchema" xmlns:p="http://schemas.microsoft.com/office/2006/metadata/properties" xmlns:ns2="13c90a0b-73bc-4dc0-be5f-28d77b615beb" xmlns:ns3="13c93bba-48ce-428c-bfe5-88b42c19b028" targetNamespace="http://schemas.microsoft.com/office/2006/metadata/properties" ma:root="true" ma:fieldsID="8718d6f4873a5b1392a45044efa78385" ns2:_="" ns3:_="">
     <xsd:import namespace="13c90a0b-73bc-4dc0-be5f-28d77b615beb"/>
@@ -19357,15 +19918,11 @@
 </ct:contentTypeSchema>
 </file>
 
-<file path=customXml/itemProps1.xml><?xml version="1.0" encoding="utf-8"?>
-<ds:datastoreItem xmlns:ds="http://schemas.openxmlformats.org/officeDocument/2006/customXml" ds:itemID="{DBA27680-D450-4F07-A2FA-35F3246C1112}">
-  <ds:schemaRefs>
-    <ds:schemaRef ds:uri="http://schemas.microsoft.com/sharepoint/v3/contenttype/forms"/>
-  </ds:schemaRefs>
-</ds:datastoreItem>
+<file path=customXml/item4.xml><?xml version="1.0" encoding="utf-8"?>
+<b:Sources xmlns:b="http://schemas.openxmlformats.org/officeDocument/2006/bibliography" xmlns="http://schemas.openxmlformats.org/officeDocument/2006/bibliography" SelectedStyle="\APASixthEditionOfficeOnline.xsl" StyleName="APA" Version="6"/>
 </file>
 
-<file path=customXml/itemProps2.xml><?xml version="1.0" encoding="utf-8"?>
+<file path=customXml/itemProps1.xml><?xml version="1.0" encoding="utf-8"?>
 <ds:datastoreItem xmlns:ds="http://schemas.openxmlformats.org/officeDocument/2006/customXml" ds:itemID="{624E9F60-0C9F-412A-A057-AB0D9093E6D5}">
   <ds:schemaRefs>
     <ds:schemaRef ds:uri="http://schemas.microsoft.com/office/2006/metadata/properties"/>
@@ -19376,15 +19933,15 @@
 </ds:datastoreItem>
 </file>
 
-<file path=customXml/itemProps3.xml><?xml version="1.0" encoding="utf-8"?>
-<ds:datastoreItem xmlns:ds="http://schemas.openxmlformats.org/officeDocument/2006/customXml" ds:itemID="{29514B4A-AFF4-457A-9AC2-42E5B18F1515}">
+<file path=customXml/itemProps2.xml><?xml version="1.0" encoding="utf-8"?>
+<ds:datastoreItem xmlns:ds="http://schemas.openxmlformats.org/officeDocument/2006/customXml" ds:itemID="{DBA27680-D450-4F07-A2FA-35F3246C1112}">
   <ds:schemaRefs>
-    <ds:schemaRef ds:uri="http://schemas.openxmlformats.org/officeDocument/2006/bibliography"/>
+    <ds:schemaRef ds:uri="http://schemas.microsoft.com/sharepoint/v3/contenttype/forms"/>
   </ds:schemaRefs>
 </ds:datastoreItem>
 </file>
 
-<file path=customXml/itemProps4.xml><?xml version="1.0" encoding="utf-8"?>
+<file path=customXml/itemProps3.xml><?xml version="1.0" encoding="utf-8"?>
 <ds:datastoreItem xmlns:ds="http://schemas.openxmlformats.org/officeDocument/2006/customXml" ds:itemID="{1D8D116D-27D7-47B1-B2A1-1CEF7FEF33CA}">
   <ds:schemaRefs>
     <ds:schemaRef ds:uri="http://schemas.microsoft.com/office/2006/metadata/contentType"/>
@@ -19401,4 +19958,12 @@
     <ds:schemaRef ds:uri="http://schemas.microsoft.com/internal/obd"/>
   </ds:schemaRefs>
 </ds:datastoreItem>
+</file>
+
+<file path=customXml/itemProps4.xml><?xml version="1.0" encoding="utf-8"?>
+<ds:datastoreItem xmlns:ds="http://schemas.openxmlformats.org/officeDocument/2006/customXml" ds:itemID="{29514B4A-AFF4-457A-9AC2-42E5B18F1515}">
+  <ds:schemaRefs>
+    <ds:schemaRef ds:uri="http://schemas.openxmlformats.org/officeDocument/2006/bibliography"/>
+  </ds:schemaRefs>
+</ds:datastoreItem>
 </file>